--- a/downloads/student/ai-4-week-21.docx
+++ b/downloads/student/ai-4-week-21.docx
@@ -1700,6 +1700,16 @@
     <w:p>
       <w:r>
         <w:t>Different loss functions weight large misses differently; a smaller selected loss is not automatically better for every consequence.</w:t>
+      </w:r>
+    </w:p>
+    <w:p>
+      <w:r>
+        <w:t>Read the labelled picture: Why is quoting MSE as4.67 cm misleading? Point to the relevant step in the picture, then write the changed result and the rule or evidence that supports it.</w:t>
+      </w:r>
+    </w:p>
+    <w:p>
+      <w:r>
+        <w:t>Change one thing: Convert every residual to millimetres. Predict the result before checking the explanation. What remains the same?</w:t>
       </w:r>
     </w:p>
     <w:p>
@@ -3511,6 +3521,187 @@
     <w:p>
       <w:r>
         <w:t>Attempt the independent case before hints. Record whether you worked alone, used a hint or followed a model. After feedback, fix the first unsupported step and explain why it changed. A later check uses a changed case, not a copied answer.</w:t>
+      </w:r>
+    </w:p>
+    <w:p>
+      <w:pPr>
+        <w:pStyle w:val="Heading1"/>
+      </w:pPr>
+      <w:r>
+        <w:t>15. Your lesson route</w:t>
+      </w:r>
+    </w:p>
+    <w:p>
+      <w:r>
+        <w:t>Start with this question: Compare absolute and squared error without losing track of units.</w:t>
+      </w:r>
+    </w:p>
+    <w:tbl>
+      <w:tblPr>
+        <w:tblStyle w:val="LightShading-Accent1"/>
+        <w:tblW w:type="auto" w:w="0"/>
+        <w:tblLook w:firstColumn="1" w:firstRow="1" w:lastColumn="0" w:lastRow="0" w:noHBand="0" w:noVBand="1" w:val="04A0"/>
+      </w:tblPr>
+      <w:tblGrid>
+        <w:gridCol w:w="5112"/>
+        <w:gridCol w:w="5112"/>
+      </w:tblGrid>
+      <w:tr>
+        <w:trPr>
+          <w:tblHeader/>
+        </w:trPr>
+        <w:tc>
+          <w:tcPr>
+            <w:tcW w:type="dxa" w:w="5112"/>
+          </w:tcPr>
+          <w:p>
+            <w:r>
+              <w:t>By the end, I can</w:t>
+            </w:r>
+          </w:p>
+        </w:tc>
+        <w:tc>
+          <w:tcPr>
+            <w:tcW w:type="dxa" w:w="5112"/>
+          </w:tcPr>
+          <w:p>
+            <w:r>
+              <w:t>How I will show it</w:t>
+            </w:r>
+          </w:p>
+        </w:tc>
+      </w:tr>
+      <w:tr>
+        <w:tc>
+          <w:tcPr>
+            <w:tcW w:type="dxa" w:w="5112"/>
+          </w:tcPr>
+          <w:p>
+            <w:r>
+              <w:t>Calculate MAE MSE and RMSE</w:t>
+            </w:r>
+          </w:p>
+        </w:tc>
+        <w:tc>
+          <w:tcPr>
+            <w:tcW w:type="dxa" w:w="5112"/>
+          </w:tcPr>
+          <w:p>
+            <w:r>
+              <w:t>Explain the deciding step, show a trace or test, and state one limit.</w:t>
+            </w:r>
+          </w:p>
+        </w:tc>
+      </w:tr>
+      <w:tr>
+        <w:tc>
+          <w:tcPr>
+            <w:tcW w:type="dxa" w:w="5112"/>
+          </w:tcPr>
+          <w:p>
+            <w:r>
+              <w:t>Explain how squaring changes sensitivity to large errors</w:t>
+            </w:r>
+          </w:p>
+        </w:tc>
+        <w:tc>
+          <w:tcPr>
+            <w:tcW w:type="dxa" w:w="5112"/>
+          </w:tcPr>
+          <w:p>
+            <w:r>
+              <w:t>Explain the deciding step, show a trace or test, and state one limit.</w:t>
+            </w:r>
+          </w:p>
+        </w:tc>
+      </w:tr>
+      <w:tr>
+        <w:tc>
+          <w:tcPr>
+            <w:tcW w:type="dxa" w:w="5112"/>
+          </w:tcPr>
+          <w:p>
+            <w:r>
+              <w:t>Match the loss and units to the task</w:t>
+            </w:r>
+          </w:p>
+        </w:tc>
+        <w:tc>
+          <w:tcPr>
+            <w:tcW w:type="dxa" w:w="5112"/>
+          </w:tcPr>
+          <w:p>
+            <w:r>
+              <w:t>Explain the deciding step, show a trace or test, and state one limit.</w:t>
+            </w:r>
+          </w:p>
+        </w:tc>
+      </w:tr>
+    </w:tbl>
+    <w:p>
+      <w:r>
+        <w:t>Remember → watch and explain → try with help → investigate → try independently → keep project evidence. Your teacher may spread this lesson across several classes.</w:t>
+      </w:r>
+    </w:p>
+    <w:p>
+      <w:r>
+        <w:t>Keep your first prediction. Compare it with what the evidence shows and explain any change.</w:t>
+      </w:r>
+    </w:p>
+    <w:p>
+      <w:pPr>
+        <w:pStyle w:val="Heading1"/>
+      </w:pPr>
+      <w:r>
+        <w:t>16. Finish and return</w:t>
+      </w:r>
+    </w:p>
+    <w:p>
+      <w:r>
+        <w:t>Close your notes. Explain this goal in your own words: Calculate MAE MSE and RMSE</w:t>
+      </w:r>
+    </w:p>
+    <w:p>
+      <w:pPr>
+        <w:pStyle w:val="Heading3"/>
+      </w:pPr>
+      <w:r>
+        <w:t>My deciding step, evidence and one remaining question</w:t>
+      </w:r>
+    </w:p>
+    <w:p>
+      <w:r>
+        <w:t>________________________________________________________________</w:t>
+      </w:r>
+    </w:p>
+    <w:p>
+      <w:r>
+        <w:t>________________________________________________________________</w:t>
+      </w:r>
+    </w:p>
+    <w:p>
+      <w:r>
+        <w:t>________________________________________________________________</w:t>
+      </w:r>
+    </w:p>
+    <w:p>
+      <w:r>
+        <w:t>________________________________________________________________</w:t>
+      </w:r>
+    </w:p>
+    <w:p>
+      <w:r>
+        <w:t>________________________________________________________________</w:t>
+      </w:r>
+    </w:p>
+    <w:p>
+      <w:r>
+        <w:t>If you are unsure, return to the worked picture and explain one arrow. If you are ready, change an input or assumption and justify your prediction.</w:t>
+      </w:r>
+    </w:p>
+    <w:p>
+      <w:r>
+        <w:t>Save your workbook evidence. At the next review, try a different case before opening your old answer.</w:t>
       </w:r>
     </w:p>
     <w:sectPr>

--- a/downloads/student/ai-4-week-21.docx
+++ b/downloads/student/ai-4-week-21.docx
@@ -3702,6 +3702,215 @@
     <w:p>
       <w:r>
         <w:t>Save your workbook evidence. At the next review, try a different case before opening your old answer.</w:t>
+      </w:r>
+    </w:p>
+    <w:p>
+      <w:pPr>
+        <w:pStyle w:val="Heading1"/>
+      </w:pPr>
+      <w:r>
+        <w:t>17. Supported practice, repair and portfolio</w:t>
+      </w:r>
+    </w:p>
+    <w:p>
+      <w:r>
+        <w:t>Use this supported practice once, in the browser or on paper. Keep the reserved independent assessment for a separate first attempt before teacher feedback.</w:t>
+      </w:r>
+    </w:p>
+    <w:p>
+      <w:r>
+        <w:t>Compare absolute and squared error without losing track of units.</w:t>
+      </w:r>
+    </w:p>
+    <w:p>
+      <w:pPr>
+        <w:pStyle w:val="Heading3"/>
+      </w:pPr>
+      <w:r>
+        <w:t>Practice 1: explain the deciding evidence</w:t>
+      </w:r>
+    </w:p>
+    <w:p>
+      <w:r>
+        <w:t>Which labelled step matches this detail? RMSE=sqrt(14/3), approximately2.16 cm.</w:t>
+      </w:r>
+    </w:p>
+    <w:p>
+      <w:r>
+        <w:t>1. Absolute errors</w:t>
+      </w:r>
+    </w:p>
+    <w:p>
+      <w:r>
+        <w:t>2. Root squared error</w:t>
+      </w:r>
+    </w:p>
+    <w:p>
+      <w:r>
+        <w:t>3. Squared errors</w:t>
+      </w:r>
+    </w:p>
+    <w:p>
+      <w:pPr>
+        <w:pStyle w:val="Heading3"/>
+      </w:pPr>
+      <w:r>
+        <w:t>My selected conclusion, deciding fact and explanation</w:t>
+      </w:r>
+    </w:p>
+    <w:p>
+      <w:r>
+        <w:t>________________________________________________________________</w:t>
+      </w:r>
+    </w:p>
+    <w:p>
+      <w:r>
+        <w:t>________________________________________________________________</w:t>
+      </w:r>
+    </w:p>
+    <w:p>
+      <w:r>
+        <w:t>________________________________________________________________</w:t>
+      </w:r>
+    </w:p>
+    <w:p>
+      <w:r>
+        <w:t>________________________________________________________________</w:t>
+      </w:r>
+    </w:p>
+    <w:p>
+      <w:r>
+        <w:t>________________________________________________________________</w:t>
+      </w:r>
+    </w:p>
+    <w:p>
+      <w:r>
+        <w:t>Hint if needed: Read the steps in the pictorial case. Match the supplied detail to the stage that performs or records it.</w:t>
+      </w:r>
+    </w:p>
+    <w:p>
+      <w:r>
+        <w:t>After your attempt, compare with the supported explanation: Root squared error RMSE=sqrt(14/3), approximately2.16 cm. Read the picture in order. RMSE=sqrt(14/3), approximately2.16 cm. The arrows show which recorded input or intermediate result each decision uses. Explain the deciding step aloud before checking the changed case; pointing to the final answer alone does not show how it follows.</w:t>
+      </w:r>
+    </w:p>
+    <w:p>
+      <w:pPr>
+        <w:pStyle w:val="Heading3"/>
+      </w:pPr>
+      <w:r>
+        <w:t>Practice 2: explain the deciding evidence</w:t>
+      </w:r>
+    </w:p>
+    <w:p>
+      <w:r>
+        <w:t>Changed-case practice: Convert every residual to millimetres. Which conclusion is supported by the supplied facts?</w:t>
+      </w:r>
+    </w:p>
+    <w:p>
+      <w:r>
+        <w:t>1. MAE becomes20 mm; MSE becomes1400/3 mm²; RMSE becomes about21.60 mm.</w:t>
+      </w:r>
+    </w:p>
+    <w:p>
+      <w:r>
+        <w:t>2. This one example guarantees correct results for every future input.</w:t>
+      </w:r>
+    </w:p>
+    <w:p>
+      <w:r>
+        <w:t>3. We can decide the result without examining the changed input or the procedure.</w:t>
+      </w:r>
+    </w:p>
+    <w:p>
+      <w:pPr>
+        <w:pStyle w:val="Heading3"/>
+      </w:pPr>
+      <w:r>
+        <w:t>My selected conclusion, deciding fact and explanation</w:t>
+      </w:r>
+    </w:p>
+    <w:p>
+      <w:r>
+        <w:t>________________________________________________________________</w:t>
+      </w:r>
+    </w:p>
+    <w:p>
+      <w:r>
+        <w:t>________________________________________________________________</w:t>
+      </w:r>
+    </w:p>
+    <w:p>
+      <w:r>
+        <w:t>________________________________________________________________</w:t>
+      </w:r>
+    </w:p>
+    <w:p>
+      <w:r>
+        <w:t>________________________________________________________________</w:t>
+      </w:r>
+    </w:p>
+    <w:p>
+      <w:r>
+        <w:t>________________________________________________________________</w:t>
+      </w:r>
+    </w:p>
+    <w:p>
+      <w:r>
+        <w:t>Hint if needed: Use the changed condition and the deciding step in the pictorial trace. The answer must say what follows from those facts.</w:t>
+      </w:r>
+    </w:p>
+    <w:p>
+      <w:r>
+        <w:t>After your attempt, compare with the supported explanation: MAE becomes20 mm; MSE becomes1400/3 mm²; RMSE becomes about21.60 mm. Residuals scale by10; squares scale by100, while the square root returns a length unit.</w:t>
+      </w:r>
+    </w:p>
+    <w:p>
+      <w:pPr>
+        <w:pStyle w:val="Heading3"/>
+      </w:pPr>
+      <w:r>
+        <w:t>Repair a missing building block</w:t>
+      </w:r>
+    </w:p>
+    <w:p>
+      <w:r>
+        <w:t>Review Mean, Median, and Baselines (ai-4/20). Goal: Fit mean and median constant baselines on training targets. Short practice: Does either original baseline win under evaluation MAE? Point to the relevant step in the picture, then write the changed result and the rule or evidence that supports it.. Return to this week and explain what you changed.</w:t>
+      </w:r>
+    </w:p>
+    <w:p>
+      <w:r>
+        <w:t>Review Error Analysis (ai-4/18). Goal: Categorize development errors using evidence. Short practice: What evidence would support the claim that a change helps fresh dim-light images? Point to the relevant step in the picture, then write the changed result and the rule or evidence that supports it.. Return to this week and explain what you changed.</w:t>
+      </w:r>
+    </w:p>
+    <w:p>
+      <w:r>
+        <w:t>Review Confusion Matrix (ai-4/15). Goal: Build a labelled confusion matrix from matched reference and prediction pairs. Short practice: Why is adding TP alone without reducing FN an incorrect revision? Point to the relevant step in the picture, then write the changed result and the rule or evidence that supports it.. Return to this week and explain what you changed.</w:t>
+      </w:r>
+    </w:p>
+    <w:p>
+      <w:pPr>
+        <w:pStyle w:val="Heading3"/>
+      </w:pPr>
+      <w:r>
+        <w:t>Predict, run and debug</w:t>
+      </w:r>
+    </w:p>
+    <w:p>
+      <w:r>
+        <w:t>The browser lab lets you edit the supported Python examples already included in this lesson. Predict first, run, inspect the actual output or error, change one input, then run again. Keep code, predictions, actual results and a reasoned revision together. On paper, label your result as a trace rather than an execution.</w:t>
+      </w:r>
+    </w:p>
+    <w:p>
+      <w:pPr>
+        <w:pStyle w:val="Heading3"/>
+      </w:pPr>
+      <w:r>
+        <w:t>Keep your completed work</w:t>
+      </w:r>
+    </w:p>
+    <w:p>
+      <w:r>
+        <w:t>Use Download completed work in the hosted lesson to export your answers, reflections, practice feedback and code-run evidence. Open the HTML copy to read or print it. Drafts stay in this browser when storage is available; clear drafts on a shared device.</w:t>
       </w:r>
     </w:p>
     <w:sectPr>

--- a/downloads/student/ai-4-week-21.docx
+++ b/downloads/student/ai-4-week-21.docx
@@ -42,6 +42,11 @@
       </w:r>
     </w:p>
     <w:p>
+      <w:r>
+        <w:t>Start with the target: Calculate MAE MSE and RMSE. Try the recall before opening notes.</w:t>
+      </w:r>
+    </w:p>
+    <w:p>
       <w:pPr>
         <w:pStyle w:val="Heading3"/>
       </w:pPr>
@@ -50,18 +55,72 @@
       </w:r>
     </w:p>
     <w:p>
-      <w:r>
-        <w:t>I can calculate MAE MSE and RMSE.</w:t>
-      </w:r>
-    </w:p>
-    <w:p>
-      <w:r>
+      <w:pPr>
+        <w:spacing w:line="336" w:lineRule="auto" w:after="180"/>
+      </w:pPr>
+      <w:r>
+        <w:rPr>
+          <w:b w:val="0"/>
+        </w:rPr>
+        <w:t xml:space="preserve">I can calculate MAE MSE and </w:t>
+      </w:r>
+      <w:r>
+        <w:rPr>
+          <w:b/>
+        </w:rPr>
+        <w:t>RMSE</w:t>
+      </w:r>
+      <w:r>
+        <w:rPr>
+          <w:b w:val="0"/>
+        </w:rPr>
+        <w:t>.</w:t>
+      </w:r>
+    </w:p>
+    <w:p>
+      <w:pPr>
+        <w:spacing w:line="336" w:lineRule="auto" w:after="180"/>
+      </w:pPr>
+      <w:r>
+        <w:rPr>
+          <w:b w:val="0"/>
+        </w:rPr>
         <w:t>I can explain how squaring changes sensitivity to large errors.</w:t>
       </w:r>
     </w:p>
     <w:p>
-      <w:r>
-        <w:t>I can match the loss and units to the task.</w:t>
+      <w:pPr>
+        <w:spacing w:line="336" w:lineRule="auto" w:after="180"/>
+      </w:pPr>
+      <w:r>
+        <w:rPr>
+          <w:b w:val="0"/>
+        </w:rPr>
+        <w:t xml:space="preserve">I can match the </w:t>
+      </w:r>
+      <w:r>
+        <w:rPr>
+          <w:b/>
+        </w:rPr>
+        <w:t>loss</w:t>
+      </w:r>
+      <w:r>
+        <w:rPr>
+          <w:b w:val="0"/>
+        </w:rPr>
+        <w:t xml:space="preserve"> and </w:t>
+      </w:r>
+      <w:r>
+        <w:rPr>
+          <w:b/>
+        </w:rPr>
+        <w:t>unit</w:t>
+      </w:r>
+      <w:r>
+        <w:rPr>
+          <w:b w:val="0"/>
+        </w:rPr>
+        <w:t>s to the task.</w:t>
       </w:r>
     </w:p>
     <w:p>
@@ -73,33 +132,111 @@
       </w:r>
     </w:p>
     <w:p>
-      <w:r>
+      <w:pPr>
+        <w:spacing w:line="336" w:lineRule="auto" w:after="180"/>
+      </w:pPr>
+      <w:r>
+        <w:rPr>
+          <w:b w:val="0"/>
+        </w:rPr>
         <w:t>Close your notes first. A rough first answer helps us choose the right starting point; it is not a score for your ability.</w:t>
       </w:r>
     </w:p>
     <w:p>
-      <w:r>
+      <w:pPr>
+        <w:spacing w:line="336" w:lineRule="auto" w:after="180"/>
+      </w:pPr>
+      <w:r>
+        <w:rPr>
+          <w:b w:val="0"/>
+        </w:rPr>
         <w:t>Without opening the old lesson, explain one key idea from Mean, Median, and Baselines. Give an example and a mistake that the idea helps you avoid.</w:t>
       </w:r>
     </w:p>
     <w:p>
-      <w:r>
+      <w:pPr>
+        <w:spacing w:line="336" w:lineRule="auto" w:after="180"/>
+      </w:pPr>
+      <w:r>
+        <w:rPr>
+          <w:b w:val="0"/>
+        </w:rPr>
         <w:t>Without opening the old lesson, explain one key idea from Error Analysis. Give an example and a mistake that the idea helps you avoid.</w:t>
       </w:r>
     </w:p>
     <w:p>
-      <w:r>
+      <w:pPr>
+        <w:spacing w:line="336" w:lineRule="auto" w:after="180"/>
+      </w:pPr>
+      <w:r>
+        <w:rPr>
+          <w:b w:val="0"/>
+        </w:rPr>
         <w:t>Without opening the old lesson, explain one key idea from Confusion Matrix. Give an example and a mistake that the idea helps you avoid.</w:t>
       </w:r>
     </w:p>
     <w:p>
-      <w:r>
-        <w:t>After trying, check the relevant lesson or ask your teacher. Change the part of your explanation that the evidence shows was wrong.</w:t>
-      </w:r>
-    </w:p>
-    <w:p>
-      <w:r>
-        <w:t>Absolute error measures distance from truth without cancellation; MAE averages those distances in the target's original unit.</w:t>
+      <w:pPr>
+        <w:spacing w:line="336" w:lineRule="auto" w:after="180"/>
+      </w:pPr>
+      <w:r>
+        <w:rPr>
+          <w:b w:val="0"/>
+        </w:rPr>
+        <w:t xml:space="preserve">After trying, check the relevant lesson or ask your teacher. Change the part of your explanation that the </w:t>
+      </w:r>
+      <w:r>
+        <w:rPr>
+          <w:b/>
+        </w:rPr>
+        <w:t>evidence</w:t>
+      </w:r>
+      <w:r>
+        <w:rPr>
+          <w:b w:val="0"/>
+        </w:rPr>
+        <w:t xml:space="preserve"> shows was wrong.</w:t>
+      </w:r>
+    </w:p>
+    <w:p>
+      <w:pPr>
+        <w:spacing w:line="336" w:lineRule="auto" w:after="180"/>
+      </w:pPr>
+      <w:r>
+        <w:rPr>
+          <w:b/>
+        </w:rPr>
+        <w:t>Absolute error</w:t>
+      </w:r>
+      <w:r>
+        <w:rPr>
+          <w:b w:val="0"/>
+        </w:rPr>
+        <w:t xml:space="preserve"> measures distance from truth without </w:t>
+      </w:r>
+      <w:r>
+        <w:rPr>
+          <w:b/>
+        </w:rPr>
+        <w:t>cancellation</w:t>
+      </w:r>
+      <w:r>
+        <w:rPr>
+          <w:b w:val="0"/>
+        </w:rPr>
+        <w:t xml:space="preserve">; MAE averages those distances in the target's original </w:t>
+      </w:r>
+      <w:r>
+        <w:rPr>
+          <w:b/>
+        </w:rPr>
+        <w:t>unit</w:t>
+      </w:r>
+      <w:r>
+        <w:rPr>
+          <w:b w:val="0"/>
+        </w:rPr>
+        <w:t>.</w:t>
       </w:r>
     </w:p>
     <w:p>
@@ -139,12 +276,33 @@
       </w:r>
     </w:p>
     <w:p>
-      <w:r>
+      <w:pPr>
+        <w:pStyle w:val="Heading3"/>
+      </w:pPr>
+      <w:r>
+        <w:t>Your target</w:t>
+      </w:r>
+    </w:p>
+    <w:p>
+      <w:pPr>
+        <w:spacing w:line="336" w:lineRule="auto" w:after="180"/>
+        <w:shd w:fill="EDF7F3"/>
+      </w:pPr>
+      <w:r>
+        <w:rPr>
+          <w:b w:val="0"/>
+        </w:rPr>
         <w:t>LEARNING TARGET  Actual=[3,8,10], predicted=[5,5,11]. Compute signed residuals and MAE. A student averages residuals and gets zero; is that MAE?</w:t>
       </w:r>
     </w:p>
     <w:p>
-      <w:r>
+      <w:pPr>
+        <w:spacing w:line="336" w:lineRule="auto" w:after="180"/>
+      </w:pPr>
+      <w:r>
+        <w:rPr>
+          <w:b w:val="0"/>
+        </w:rPr>
         <w:t>Builder name and experiment date:</w:t>
       </w:r>
     </w:p>
@@ -157,8 +315,27 @@
       </w:r>
     </w:p>
     <w:p>
-      <w:r>
-        <w:t>Which constant minimizes training squared error?</w:t>
+      <w:pPr>
+        <w:spacing w:line="336" w:lineRule="auto" w:after="180"/>
+        <w:shd w:fill="F5F1FB"/>
+      </w:pPr>
+      <w:r>
+        <w:rPr>
+          <w:b w:val="0"/>
+        </w:rPr>
+        <w:t xml:space="preserve">Which constant minimizes </w:t>
+      </w:r>
+      <w:r>
+        <w:rPr>
+          <w:b/>
+        </w:rPr>
+        <w:t>training</w:t>
+      </w:r>
+      <w:r>
+        <w:rPr>
+          <w:b w:val="0"/>
+        </w:rPr>
+        <w:t xml:space="preserve"> squared error?</w:t>
       </w:r>
     </w:p>
     <w:p>
@@ -170,8 +347,26 @@
       </w:r>
     </w:p>
     <w:p>
-      <w:r>
-        <w:t>By the end, I can explain absolute error and mae using a traced example and a stated limitation.</w:t>
+      <w:pPr>
+        <w:spacing w:line="336" w:lineRule="auto" w:after="180"/>
+      </w:pPr>
+      <w:r>
+        <w:rPr>
+          <w:b w:val="0"/>
+        </w:rPr>
+        <w:t xml:space="preserve">By the end, I can explain </w:t>
+      </w:r>
+      <w:r>
+        <w:rPr>
+          <w:b/>
+        </w:rPr>
+        <w:t>absolute error</w:t>
+      </w:r>
+      <w:r>
+        <w:rPr>
+          <w:b w:val="0"/>
+        </w:rPr>
+        <w:t xml:space="preserve"> and mae using a traced example and a stated limitation.</w:t>
       </w:r>
     </w:p>
     <w:p>
@@ -184,6 +379,17 @@
     </w:p>
     <w:p>
       <w:r>
+        <w:t>Investigate the supplied Absolute Error and MAE case. Separate observations, given facts and assumptions before choosing an explanation.</w:t>
+      </w:r>
+    </w:p>
+    <w:p>
+      <w:pPr>
+        <w:spacing w:line="336" w:lineRule="auto" w:after="180"/>
+      </w:pPr>
+      <w:r>
+        <w:rPr>
+          <w:b/>
+        </w:rPr>
         <w:t>PICTURE ENTRY</w:t>
       </w:r>
     </w:p>
@@ -196,8 +402,26 @@
       </w:r>
     </w:p>
     <w:p>
-      <w:r>
-        <w:t>Begin with visible evidence; do not explain more than the picture and information support.</w:t>
+      <w:pPr>
+        <w:spacing w:line="336" w:lineRule="auto" w:after="180"/>
+      </w:pPr>
+      <w:r>
+        <w:rPr>
+          <w:b w:val="0"/>
+        </w:rPr>
+        <w:t xml:space="preserve">Begin with visible </w:t>
+      </w:r>
+      <w:r>
+        <w:rPr>
+          <w:b/>
+        </w:rPr>
+        <w:t>evidence</w:t>
+      </w:r>
+      <w:r>
+        <w:rPr>
+          <w:b w:val="0"/>
+        </w:rPr>
+        <w:t>; do not explain more than the picture and information support.</w:t>
       </w:r>
     </w:p>
     <w:p>
@@ -237,33 +461,150 @@
       </w:r>
     </w:p>
     <w:p>
-      <w:r>
-        <w:t>MYSTERY  The team must use absolute error and mae to solve a model-building problem. What information do they have? What important evidence is still missing?</w:t>
-      </w:r>
-    </w:p>
-    <w:p>
-      <w:r>
+      <w:pPr>
+        <w:pStyle w:val="Heading3"/>
+      </w:pPr>
+      <w:r>
+        <w:t>Start with this puzzle</w:t>
+      </w:r>
+    </w:p>
+    <w:p>
+      <w:pPr>
+        <w:spacing w:line="336" w:lineRule="auto" w:after="180"/>
+        <w:shd w:fill="F1F6FC"/>
+      </w:pPr>
+      <w:r>
+        <w:rPr>
+          <w:b w:val="0"/>
+        </w:rPr>
+        <w:t xml:space="preserve">MYSTERY  The team must use </w:t>
+      </w:r>
+      <w:r>
+        <w:rPr>
+          <w:b/>
+        </w:rPr>
+        <w:t>absolute error</w:t>
+      </w:r>
+      <w:r>
+        <w:rPr>
+          <w:b w:val="0"/>
+        </w:rPr>
+        <w:t xml:space="preserve"> and mae to solve a model-building problem. What information do they have? What important </w:t>
+      </w:r>
+      <w:r>
+        <w:rPr>
+          <w:b/>
+        </w:rPr>
+        <w:t>evidence</w:t>
+      </w:r>
+      <w:r>
+        <w:rPr>
+          <w:b w:val="0"/>
+        </w:rPr>
+        <w:t xml:space="preserve"> is still missing?</w:t>
+      </w:r>
+    </w:p>
+    <w:p>
+      <w:pPr>
+        <w:spacing w:line="336" w:lineRule="auto" w:after="180"/>
+      </w:pPr>
+      <w:r>
+        <w:rPr>
+          <w:b w:val="0"/>
+        </w:rPr>
         <w:t>Name three visible details without interpreting them.</w:t>
       </w:r>
     </w:p>
     <w:p>
-      <w:r>
+      <w:pPr>
+        <w:spacing w:line="336" w:lineRule="auto" w:after="180"/>
+      </w:pPr>
+      <w:r>
+        <w:rPr>
+          <w:b w:val="0"/>
+        </w:rPr>
         <w:t>Predict the data, model, or evaluation decision being made.</w:t>
       </w:r>
     </w:p>
     <w:p>
-      <w:r>
+      <w:pPr>
+        <w:spacing w:line="336" w:lineRule="auto" w:after="180"/>
+      </w:pPr>
+      <w:r>
+        <w:rPr>
+          <w:b w:val="0"/>
+        </w:rPr>
         <w:t>Identify one hidden assumption that could change the result.</w:t>
       </w:r>
     </w:p>
     <w:p>
-      <w:r>
-        <w:t>State what evidence would confirm or reject your prediction.</w:t>
-      </w:r>
-    </w:p>
-    <w:p>
-      <w:r>
-        <w:t>My prediction and supporting evidence:</w:t>
+      <w:pPr>
+        <w:spacing w:line="336" w:lineRule="auto" w:after="180"/>
+      </w:pPr>
+      <w:r>
+        <w:rPr>
+          <w:b w:val="0"/>
+        </w:rPr>
+        <w:t xml:space="preserve">State what </w:t>
+      </w:r>
+      <w:r>
+        <w:rPr>
+          <w:b/>
+        </w:rPr>
+        <w:t>evidence</w:t>
+      </w:r>
+      <w:r>
+        <w:rPr>
+          <w:b w:val="0"/>
+        </w:rPr>
+        <w:t xml:space="preserve"> would confirm or reject your </w:t>
+      </w:r>
+      <w:r>
+        <w:rPr>
+          <w:b/>
+        </w:rPr>
+        <w:t>prediction</w:t>
+      </w:r>
+      <w:r>
+        <w:rPr>
+          <w:b w:val="0"/>
+        </w:rPr>
+        <w:t>.</w:t>
+      </w:r>
+    </w:p>
+    <w:p>
+      <w:pPr>
+        <w:spacing w:line="336" w:lineRule="auto" w:after="180"/>
+      </w:pPr>
+      <w:r>
+        <w:rPr>
+          <w:b w:val="0"/>
+        </w:rPr>
+        <w:t xml:space="preserve">My </w:t>
+      </w:r>
+      <w:r>
+        <w:rPr>
+          <w:b/>
+        </w:rPr>
+        <w:t>prediction</w:t>
+      </w:r>
+      <w:r>
+        <w:rPr>
+          <w:b w:val="0"/>
+        </w:rPr>
+        <w:t xml:space="preserve"> and supporting </w:t>
+      </w:r>
+      <w:r>
+        <w:rPr>
+          <w:b/>
+        </w:rPr>
+        <w:t>evidence</w:t>
+      </w:r>
+      <w:r>
+        <w:rPr>
+          <w:b w:val="0"/>
+        </w:rPr>
+        <w:t>:</w:t>
       </w:r>
     </w:p>
     <w:p>
@@ -275,13 +616,125 @@
       </w:r>
     </w:p>
     <w:p>
-      <w:r>
-        <w:t>A loss summarizes error magnitude without positive and negative cancellation. MAE averages absolute residuals. MSE averages squared residuals and penalizes large magnitudes more strongly. RMSE takes the square root of MSE so it returns to the target unit. These are different questions, not interchangeable labels.</w:t>
-      </w:r>
-    </w:p>
-    <w:p>
-      <w:r>
-        <w:t>Use fictional classroom data throughout this investigation. Keep the task, units, reference labels and data split visible as you reason. Earlier weeks supplied the model-building process; this week examines absolute and squared loss.</w:t>
+      <w:pPr>
+        <w:spacing w:line="336" w:lineRule="auto" w:after="180"/>
+      </w:pPr>
+      <w:r>
+        <w:rPr>
+          <w:b w:val="0"/>
+        </w:rPr>
+        <w:t xml:space="preserve">A </w:t>
+      </w:r>
+      <w:r>
+        <w:rPr>
+          <w:b/>
+        </w:rPr>
+        <w:t>loss</w:t>
+      </w:r>
+      <w:r>
+        <w:rPr>
+          <w:b w:val="0"/>
+        </w:rPr>
+        <w:t xml:space="preserve"> summarizes error magnitude without positive and negative </w:t>
+      </w:r>
+      <w:r>
+        <w:rPr>
+          <w:b/>
+        </w:rPr>
+        <w:t>cancellation</w:t>
+      </w:r>
+      <w:r>
+        <w:rPr>
+          <w:b w:val="0"/>
+        </w:rPr>
+        <w:t>. MAE averages absolute residuals. MSE averages squared residuals and penalizes large magnitudes more strongly.</w:t>
+      </w:r>
+    </w:p>
+    <w:p>
+      <w:pPr>
+        <w:spacing w:line="336" w:lineRule="auto" w:after="180"/>
+      </w:pPr>
+      <w:r>
+        <w:rPr>
+          <w:b/>
+        </w:rPr>
+        <w:t>RMSE</w:t>
+      </w:r>
+      <w:r>
+        <w:rPr>
+          <w:b w:val="0"/>
+        </w:rPr>
+        <w:t xml:space="preserve"> takes the square root of MSE so it returns to the target </w:t>
+      </w:r>
+      <w:r>
+        <w:rPr>
+          <w:b/>
+        </w:rPr>
+        <w:t>unit</w:t>
+      </w:r>
+      <w:r>
+        <w:rPr>
+          <w:b w:val="0"/>
+        </w:rPr>
+        <w:t>. These are different questions, not interchangeable labels.</w:t>
+      </w:r>
+    </w:p>
+    <w:p>
+      <w:pPr>
+        <w:spacing w:line="336" w:lineRule="auto" w:after="180"/>
+      </w:pPr>
+      <w:r>
+        <w:rPr>
+          <w:b w:val="0"/>
+        </w:rPr>
+        <w:t xml:space="preserve">Use fictional classroom data throughout this investigation. Keep the task, </w:t>
+      </w:r>
+      <w:r>
+        <w:rPr>
+          <w:b/>
+        </w:rPr>
+        <w:t>unit</w:t>
+      </w:r>
+      <w:r>
+        <w:rPr>
+          <w:b w:val="0"/>
+        </w:rPr>
+        <w:t>s, reference labels and data split visible as you reason.</w:t>
+      </w:r>
+    </w:p>
+    <w:p>
+      <w:pPr>
+        <w:spacing w:line="336" w:lineRule="auto" w:after="180"/>
+      </w:pPr>
+      <w:r>
+        <w:rPr>
+          <w:b w:val="0"/>
+        </w:rPr>
+        <w:t xml:space="preserve">Earlier weeks supplied the model-building </w:t>
+      </w:r>
+      <w:r>
+        <w:rPr>
+          <w:b/>
+        </w:rPr>
+        <w:t>process</w:t>
+      </w:r>
+      <w:r>
+        <w:rPr>
+          <w:b w:val="0"/>
+        </w:rPr>
+        <w:t xml:space="preserve">; this week examines absolute and squared </w:t>
+      </w:r>
+      <w:r>
+        <w:rPr>
+          <w:b/>
+        </w:rPr>
+        <w:t>loss</w:t>
+      </w:r>
+      <w:r>
+        <w:rPr>
+          <w:b w:val="0"/>
+        </w:rPr>
+        <w:t>.</w:t>
       </w:r>
     </w:p>
     <w:p>
@@ -294,7 +747,24 @@
     </w:p>
     <w:p>
       <w:r>
-        <w:t>ML MECHANISM</w:t>
+        <w:t>Follow the mechanism for Absolute Error and MAE. Connect each labelled input, deciding step and result.</w:t>
+      </w:r>
+    </w:p>
+    <w:p>
+      <w:pPr>
+        <w:spacing w:line="336" w:lineRule="auto" w:after="180"/>
+      </w:pPr>
+      <w:r>
+        <w:rPr>
+          <w:b/>
+        </w:rPr>
+        <w:t xml:space="preserve">ML </w:t>
+      </w:r>
+      <w:r>
+        <w:rPr>
+          <w:b/>
+        </w:rPr>
+        <w:t>MECHANISM</w:t>
       </w:r>
     </w:p>
     <w:p>
@@ -306,7 +776,13 @@
       </w:r>
     </w:p>
     <w:p>
-      <w:r>
+      <w:pPr>
+        <w:spacing w:line="336" w:lineRule="auto" w:after="180"/>
+      </w:pPr>
+      <w:r>
+        <w:rPr>
+          <w:b w:val="0"/>
+        </w:rPr>
         <w:t>Trace the information, fitted behavior, and evaluation proof separately.</w:t>
       </w:r>
     </w:p>
@@ -419,41 +895,215 @@
       </w:r>
     </w:p>
     <w:p>
-      <w:r>
-        <w:t>QUESTION  Calculate residuals, absolute errors, and mean absolute error.</w:t>
-      </w:r>
-    </w:p>
-    <w:p>
-      <w:r>
-        <w:t>MODEL IDEA  Absolute error measures distance from truth without cancellation; MAE averages those distances in the target's original unit.</w:t>
-      </w:r>
-    </w:p>
-    <w:p>
-      <w:r>
+      <w:pPr>
+        <w:pStyle w:val="Heading3"/>
+      </w:pPr>
+      <w:r>
+        <w:t>Question to explain</w:t>
+      </w:r>
+    </w:p>
+    <w:p>
+      <w:pPr>
+        <w:spacing w:line="336" w:lineRule="auto" w:after="180"/>
+        <w:shd w:fill="F5F1FB"/>
+      </w:pPr>
+      <w:r>
+        <w:rPr>
+          <w:b w:val="0"/>
+        </w:rPr>
+        <w:t xml:space="preserve">QUESTION  Calculate residuals, </w:t>
+      </w:r>
+      <w:r>
+        <w:rPr>
+          <w:b/>
+        </w:rPr>
+        <w:t>absolute error</w:t>
+      </w:r>
+      <w:r>
+        <w:rPr>
+          <w:b w:val="0"/>
+        </w:rPr>
+        <w:t xml:space="preserve">s, and mean </w:t>
+      </w:r>
+      <w:r>
+        <w:rPr>
+          <w:b/>
+        </w:rPr>
+        <w:t>absolute error</w:t>
+      </w:r>
+      <w:r>
+        <w:rPr>
+          <w:b w:val="0"/>
+        </w:rPr>
+        <w:t>.</w:t>
+      </w:r>
+    </w:p>
+    <w:p>
+      <w:pPr>
+        <w:spacing w:line="336" w:lineRule="auto" w:after="180"/>
+      </w:pPr>
+      <w:r>
+        <w:rPr>
+          <w:b w:val="0"/>
+        </w:rPr>
+        <w:t xml:space="preserve">MODEL IDEA  </w:t>
+      </w:r>
+      <w:r>
+        <w:rPr>
+          <w:b/>
+        </w:rPr>
+        <w:t>Absolute error</w:t>
+      </w:r>
+      <w:r>
+        <w:rPr>
+          <w:b w:val="0"/>
+        </w:rPr>
+        <w:t xml:space="preserve"> measures distance from truth without </w:t>
+      </w:r>
+      <w:r>
+        <w:rPr>
+          <w:b/>
+        </w:rPr>
+        <w:t>cancellation</w:t>
+      </w:r>
+      <w:r>
+        <w:rPr>
+          <w:b w:val="0"/>
+        </w:rPr>
+        <w:t xml:space="preserve">; MAE averages those distances in the target's original </w:t>
+      </w:r>
+      <w:r>
+        <w:rPr>
+          <w:b/>
+        </w:rPr>
+        <w:t>unit</w:t>
+      </w:r>
+      <w:r>
+        <w:rPr>
+          <w:b w:val="0"/>
+        </w:rPr>
+        <w:t>.</w:t>
+      </w:r>
+    </w:p>
+    <w:p>
+      <w:pPr>
+        <w:spacing w:line="336" w:lineRule="auto" w:after="180"/>
+      </w:pPr>
+      <w:r>
+        <w:rPr>
+          <w:b w:val="0"/>
+        </w:rPr>
         <w:t>PROOF NEEDED  Use an unseen case, visible calculation, error analysis, and a stated limitation.</w:t>
       </w:r>
     </w:p>
     <w:p>
-      <w:r>
-        <w:t>UNDER THE HOOD  Actual heights: 10, 14, 20; predictions: 12, 13, 17. Residuals: −2, +1, +3 cm; absolute errors: 2, 1, 3 cm.</w:t>
-      </w:r>
-    </w:p>
-    <w:p>
-      <w:r>
-        <w:t>Draw a fresh data → model → prediction → evaluation trace:</w:t>
-      </w:r>
-    </w:p>
-    <w:p>
       <w:pPr>
         <w:pStyle w:val="Heading3"/>
       </w:pPr>
       <w:r>
+        <w:t>How the mechanism works</w:t>
+      </w:r>
+    </w:p>
+    <w:p>
+      <w:pPr>
+        <w:spacing w:line="336" w:lineRule="auto" w:after="180"/>
+        <w:shd w:fill="F1F6F8"/>
+      </w:pPr>
+      <w:r>
+        <w:rPr>
+          <w:b w:val="0"/>
+        </w:rPr>
+        <w:t xml:space="preserve">UNDER THE HOOD  Actual heights: 10, 14, 20; </w:t>
+      </w:r>
+      <w:r>
+        <w:rPr>
+          <w:b/>
+        </w:rPr>
+        <w:t>prediction</w:t>
+      </w:r>
+      <w:r>
+        <w:rPr>
+          <w:b w:val="0"/>
+        </w:rPr>
+        <w:t xml:space="preserve">s: 12, 13, 17. Residuals: −2, +1, +3 cm; </w:t>
+      </w:r>
+      <w:r>
+        <w:rPr>
+          <w:b/>
+        </w:rPr>
+        <w:t>absolute error</w:t>
+      </w:r>
+      <w:r>
+        <w:rPr>
+          <w:b w:val="0"/>
+        </w:rPr>
+        <w:t>s: 2, 1, 3 cm.</w:t>
+      </w:r>
+    </w:p>
+    <w:p>
+      <w:pPr>
+        <w:spacing w:line="336" w:lineRule="auto" w:after="180"/>
+      </w:pPr>
+      <w:r>
+        <w:rPr>
+          <w:b w:val="0"/>
+        </w:rPr>
+        <w:t xml:space="preserve">Draw a fresh data → model → </w:t>
+      </w:r>
+      <w:r>
+        <w:rPr>
+          <w:b/>
+        </w:rPr>
+        <w:t>prediction</w:t>
+      </w:r>
+      <w:r>
+        <w:rPr>
+          <w:b w:val="0"/>
+        </w:rPr>
+        <w:t xml:space="preserve"> → evaluation trace:</w:t>
+      </w:r>
+    </w:p>
+    <w:p>
+      <w:pPr>
+        <w:pStyle w:val="Heading3"/>
+      </w:pPr>
+      <w:r>
         <w:t>A closer explanation</w:t>
       </w:r>
     </w:p>
     <w:p>
-      <w:r>
-        <w:t>Residuals [-1, 2,-3] cm have absolute errors [1, 2, 3], so MAE=6/3=2 cm. Squared errors [1, 4, 9] sum to 14, so MSE=14/3 square cm and RMSE=sqrt(14/3), about 2.16 cm. Keep the square and the average in the correct order.</w:t>
+      <w:pPr>
+        <w:spacing w:line="336" w:lineRule="auto" w:after="180"/>
+      </w:pPr>
+      <w:r>
+        <w:rPr>
+          <w:b w:val="0"/>
+        </w:rPr>
+        <w:t xml:space="preserve">Residuals [-1, 2,-3] cm have </w:t>
+      </w:r>
+      <w:r>
+        <w:rPr>
+          <w:b/>
+        </w:rPr>
+        <w:t>absolute error</w:t>
+      </w:r>
+      <w:r>
+        <w:rPr>
+          <w:b w:val="0"/>
+        </w:rPr>
+        <w:t xml:space="preserve">s [1, 2, 3], so MAE=6/3=2 cm. Squared errors [1, 4, 9] sum to 14, so MSE=14/3 square cm and </w:t>
+      </w:r>
+      <w:r>
+        <w:rPr>
+          <w:b/>
+        </w:rPr>
+        <w:t>RMSE</w:t>
+      </w:r>
+      <w:r>
+        <w:rPr>
+          <w:b w:val="0"/>
+        </w:rPr>
+        <w:t>=sqrt(14/3), about 2.16 cm. Keep the square and the average in the correct order.</w:t>
       </w:r>
     </w:p>
     <w:p>
@@ -478,8 +1128,38 @@
       </w:r>
     </w:p>
     <w:p>
-      <w:r>
-        <w:t>Trace the calculation on paper before running this optional Python check. Use the stated fictional inputs and compare intermediate values. The code checks this example; your independent workbook case uses different evidence.</w:t>
+      <w:pPr>
+        <w:spacing w:line="336" w:lineRule="auto" w:after="180"/>
+      </w:pPr>
+      <w:r>
+        <w:rPr>
+          <w:b w:val="0"/>
+        </w:rPr>
+        <w:t xml:space="preserve">Trace the calculation on paper before running this optional Python check. Use the stated fictional </w:t>
+      </w:r>
+      <w:r>
+        <w:rPr>
+          <w:b/>
+        </w:rPr>
+        <w:t>input</w:t>
+      </w:r>
+      <w:r>
+        <w:rPr>
+          <w:b w:val="0"/>
+        </w:rPr>
+        <w:t xml:space="preserve">s and compare intermediate values. The code checks this example; your independent workbook case uses different </w:t>
+      </w:r>
+      <w:r>
+        <w:rPr>
+          <w:b/>
+        </w:rPr>
+        <w:t>evidence</w:t>
+      </w:r>
+      <w:r>
+        <w:rPr>
+          <w:b w:val="0"/>
+        </w:rPr>
+        <w:t>.</w:t>
       </w:r>
     </w:p>
     <w:p>
@@ -491,8 +1171,26 @@
       </w:r>
     </w:p>
     <w:p>
-      <w:r>
-        <w:t>Point to the input, the deciding step and the result in this week’s visual. Explain the same step in ordinary words. A picture helps when you can say what each part represents.</w:t>
+      <w:pPr>
+        <w:spacing w:line="336" w:lineRule="auto" w:after="180"/>
+      </w:pPr>
+      <w:r>
+        <w:rPr>
+          <w:b w:val="0"/>
+        </w:rPr>
+        <w:t xml:space="preserve">Point to the </w:t>
+      </w:r>
+      <w:r>
+        <w:rPr>
+          <w:b/>
+        </w:rPr>
+        <w:t>input</w:t>
+      </w:r>
+      <w:r>
+        <w:rPr>
+          <w:b w:val="0"/>
+        </w:rPr>
+        <w:t>, the deciding step and the result in this week’s visual. Explain the same step in ordinary words. A picture helps when you can say what each part represents.</w:t>
       </w:r>
     </w:p>
     <w:p>
@@ -505,6 +1203,17 @@
     </w:p>
     <w:p>
       <w:r>
+        <w:t>Compare the supplied cases for Absolute Error and MAE. Identify the detail that changes the conclusion.</w:t>
+      </w:r>
+    </w:p>
+    <w:p>
+      <w:pPr>
+        <w:spacing w:line="336" w:lineRule="auto" w:after="180"/>
+      </w:pPr>
+      <w:r>
+        <w:rPr>
+          <w:b/>
+        </w:rPr>
         <w:t>EVALUATION DESIGN</w:t>
       </w:r>
     </w:p>
@@ -517,7 +1226,13 @@
       </w:r>
     </w:p>
     <w:p>
-      <w:r>
+      <w:pPr>
+        <w:spacing w:line="336" w:lineRule="auto" w:after="180"/>
+      </w:pPr>
+      <w:r>
+        <w:rPr>
+          <w:b w:val="0"/>
+        </w:rPr>
         <w:t>A system is not understood until it survives more than one comfortable example.</w:t>
       </w:r>
     </w:p>
@@ -666,32 +1381,91 @@
       </w:r>
     </w:p>
     <w:p>
-      <w:r>
+      <w:pPr>
+        <w:spacing w:line="336" w:lineRule="auto" w:after="180"/>
+      </w:pPr>
+      <w:r>
+        <w:rPr>
+          <w:b w:val="0"/>
+        </w:rPr>
         <w:t>NORMAL  Expected data and expected behavior.</w:t>
       </w:r>
     </w:p>
     <w:p>
-      <w:r>
-        <w:t>BOUNDARY  Value close to a threshold, ambiguous label, or uncertain prediction.</w:t>
-      </w:r>
-    </w:p>
-    <w:p>
-      <w:r>
+      <w:pPr>
+        <w:pStyle w:val="Heading3"/>
+      </w:pPr>
+      <w:r>
+        <w:t>Keep this boundary clear</w:t>
+      </w:r>
+    </w:p>
+    <w:p>
+      <w:pPr>
+        <w:spacing w:line="336" w:lineRule="auto" w:after="180"/>
+        <w:shd w:fill="FFF5E6"/>
+      </w:pPr>
+      <w:r>
+        <w:rPr>
+          <w:b w:val="0"/>
+        </w:rPr>
+        <w:t xml:space="preserve">BOUNDARY  Value close to a threshold, ambiguous label, or uncertain </w:t>
+      </w:r>
+      <w:r>
+        <w:rPr>
+          <w:b/>
+        </w:rPr>
+        <w:t>prediction</w:t>
+      </w:r>
+      <w:r>
+        <w:rPr>
+          <w:b w:val="0"/>
+        </w:rPr>
+        <w:t>.</w:t>
+      </w:r>
+    </w:p>
+    <w:p>
+      <w:pPr>
+        <w:spacing w:line="336" w:lineRule="auto" w:after="180"/>
+      </w:pPr>
+      <w:r>
+        <w:rPr>
+          <w:b w:val="0"/>
+        </w:rPr>
         <w:t>MISSING  Necessary field, label, source, or measurement is unavailable.</w:t>
       </w:r>
     </w:p>
     <w:p>
-      <w:r>
+      <w:pPr>
+        <w:spacing w:line="336" w:lineRule="auto" w:after="180"/>
+      </w:pPr>
+      <w:r>
+        <w:rPr>
+          <w:b w:val="0"/>
+        </w:rPr>
         <w:t>SHIFTED  New lighting, species, device, subgroup, or time condition.</w:t>
       </w:r>
     </w:p>
     <w:p>
-      <w:r>
+      <w:pPr>
+        <w:spacing w:line="336" w:lineRule="auto" w:after="180"/>
+        <w:shd w:fill="FFF5E6"/>
+      </w:pPr>
+      <w:r>
+        <w:rPr>
+          <w:b w:val="0"/>
+        </w:rPr>
         <w:t>RELEASE RULE  Passing one case never proves generalization. Predefine expected behavior for all four categories.</w:t>
       </w:r>
     </w:p>
     <w:p>
-      <w:r>
+      <w:pPr>
+        <w:spacing w:line="336" w:lineRule="auto" w:after="180"/>
+        <w:shd w:fill="F5F1FB"/>
+      </w:pPr>
+      <w:r>
+        <w:rPr>
+          <w:b w:val="0"/>
+        </w:rPr>
         <w:t>Which case most threatens today's claim, and why?</w:t>
       </w:r>
     </w:p>
@@ -704,18 +1478,93 @@
       </w:r>
     </w:p>
     <w:p>
-      <w:r>
+      <w:pPr>
+        <w:pStyle w:val="Heading3"/>
+      </w:pPr>
+      <w:r>
+        <w:t>Change one thing</w:t>
+      </w:r>
+    </w:p>
+    <w:p>
+      <w:pPr>
+        <w:spacing w:line="336" w:lineRule="auto" w:after="180"/>
+        <w:shd w:fill="F5F1FB"/>
+      </w:pPr>
+      <w:r>
+        <w:rPr>
+          <w:b w:val="0"/>
+        </w:rPr>
         <w:t>Change: Convert every residual to millimetres.</w:t>
       </w:r>
     </w:p>
     <w:p>
-      <w:r>
-        <w:t>Prediction: MAE becomes20 mm; MSE becomes1400/3 mm²; RMSE becomes about21.60 mm.</w:t>
-      </w:r>
-    </w:p>
-    <w:p>
-      <w:r>
-        <w:t>Reason: Residuals scale by10; squares scale by100, while the square root returns a length unit.</w:t>
+      <w:pPr>
+        <w:pStyle w:val="Heading3"/>
+      </w:pPr>
+      <w:r>
+        <w:t>Predicted result</w:t>
+      </w:r>
+    </w:p>
+    <w:p>
+      <w:pPr>
+        <w:spacing w:line="336" w:lineRule="auto" w:after="180"/>
+        <w:shd w:fill="F1F6FC"/>
+      </w:pPr>
+      <w:r>
+        <w:rPr>
+          <w:b/>
+        </w:rPr>
+        <w:t>Prediction</w:t>
+      </w:r>
+      <w:r>
+        <w:rPr>
+          <w:b w:val="0"/>
+        </w:rPr>
+        <w:t xml:space="preserve">: MAE becomes20 mm; MSE becomes1400/3 mm²; </w:t>
+      </w:r>
+      <w:r>
+        <w:rPr>
+          <w:b/>
+        </w:rPr>
+        <w:t>RMSE</w:t>
+      </w:r>
+      <w:r>
+        <w:rPr>
+          <w:b w:val="0"/>
+        </w:rPr>
+        <w:t xml:space="preserve"> becomes about21.60 mm.</w:t>
+      </w:r>
+    </w:p>
+    <w:p>
+      <w:pPr>
+        <w:pStyle w:val="Heading3"/>
+      </w:pPr>
+      <w:r>
+        <w:t>Why the result follows</w:t>
+      </w:r>
+    </w:p>
+    <w:p>
+      <w:pPr>
+        <w:spacing w:line="336" w:lineRule="auto" w:after="180"/>
+        <w:shd w:fill="F1F6FC"/>
+      </w:pPr>
+      <w:r>
+        <w:rPr>
+          <w:b w:val="0"/>
+        </w:rPr>
+        <w:t xml:space="preserve">Reason: Residuals scale by10; squares scale by100, while the square root returns a length </w:t>
+      </w:r>
+      <w:r>
+        <w:rPr>
+          <w:b/>
+        </w:rPr>
+        <w:t>unit</w:t>
+      </w:r>
+      <w:r>
+        <w:rPr>
+          <w:b w:val="0"/>
+        </w:rPr>
+        <w:t>.</w:t>
       </w:r>
     </w:p>
     <w:p>
@@ -728,6 +1577,17 @@
     </w:p>
     <w:p>
       <w:r>
+        <w:t>Use the vocabulary of Absolute Error and MAE to explain a concrete decision, rather than only memorising definitions.</w:t>
+      </w:r>
+    </w:p>
+    <w:p>
+      <w:pPr>
+        <w:spacing w:line="336" w:lineRule="auto" w:after="180"/>
+      </w:pPr>
+      <w:r>
+        <w:rPr>
+          <w:b/>
+        </w:rPr>
         <w:t>VOCABULARY</w:t>
       </w:r>
     </w:p>
@@ -740,7 +1600,13 @@
       </w:r>
     </w:p>
     <w:p>
-      <w:r>
+      <w:pPr>
+        <w:spacing w:line="336" w:lineRule="auto" w:after="180"/>
+      </w:pPr>
+      <w:r>
+        <w:rPr>
+          <w:b w:val="0"/>
+        </w:rPr>
         <w:t>A definition matters when it lets you interpret a new dataset, model, or result.</w:t>
       </w:r>
     </w:p>
@@ -1056,12 +1922,37 @@
       </w:tr>
     </w:tbl>
     <w:p>
-      <w:r>
-        <w:t>MISCONCEPTION TO REPAIR  Average signed residual is a safe replacement for average absolute error.</w:t>
-      </w:r>
-    </w:p>
-    <w:p>
-      <w:r>
+      <w:pPr>
+        <w:spacing w:line="336" w:lineRule="auto" w:after="180"/>
+        <w:shd w:fill="FFF5E6"/>
+      </w:pPr>
+      <w:r>
+        <w:rPr>
+          <w:b w:val="0"/>
+        </w:rPr>
+        <w:t xml:space="preserve">MISCONCEPTION TO REPAIR  Average signed residual is a safe replacement for average </w:t>
+      </w:r>
+      <w:r>
+        <w:rPr>
+          <w:b/>
+        </w:rPr>
+        <w:t>absolute error</w:t>
+      </w:r>
+      <w:r>
+        <w:rPr>
+          <w:b w:val="0"/>
+        </w:rPr>
+        <w:t>.</w:t>
+      </w:r>
+    </w:p>
+    <w:p>
+      <w:pPr>
+        <w:spacing w:line="336" w:lineRule="auto" w:after="180"/>
+      </w:pPr>
+      <w:r>
+        <w:rPr>
+          <w:b w:val="0"/>
+        </w:rPr>
         <w:t>Repair the claim using a definition, calculation, or test record:</w:t>
       </w:r>
     </w:p>
@@ -1207,7 +2098,24 @@
     </w:p>
     <w:p>
       <w:r>
-        <w:t>WORKED EVIDENCE</w:t>
+        <w:t>Follow the worked trace for Absolute Error and MAE, predict a step, then compare with its explanation.</w:t>
+      </w:r>
+    </w:p>
+    <w:p>
+      <w:pPr>
+        <w:spacing w:line="336" w:lineRule="auto" w:after="180"/>
+      </w:pPr>
+      <w:r>
+        <w:rPr>
+          <w:b/>
+        </w:rPr>
+        <w:t xml:space="preserve">WORKED </w:t>
+      </w:r>
+      <w:r>
+        <w:rPr>
+          <w:b/>
+        </w:rPr>
+        <w:t>EVIDENCE</w:t>
       </w:r>
     </w:p>
     <w:p>
@@ -1219,8 +2127,26 @@
       </w:r>
     </w:p>
     <w:p>
-      <w:r>
-        <w:t>Predict first. Then check each step. A correct answer without visible evidence cannot be audited.</w:t>
+      <w:pPr>
+        <w:spacing w:line="336" w:lineRule="auto" w:after="180"/>
+      </w:pPr>
+      <w:r>
+        <w:rPr>
+          <w:b w:val="0"/>
+        </w:rPr>
+        <w:t xml:space="preserve">Predict first. Then check each step. A correct answer without visible </w:t>
+      </w:r>
+      <w:r>
+        <w:rPr>
+          <w:b/>
+        </w:rPr>
+        <w:t>evidence</w:t>
+      </w:r>
+      <w:r>
+        <w:rPr>
+          <w:b w:val="0"/>
+        </w:rPr>
+        <w:t xml:space="preserve"> cannot be audited.</w:t>
       </w:r>
     </w:p>
     <w:p>
@@ -1260,33 +2186,154 @@
       </w:r>
     </w:p>
     <w:p>
-      <w:r>
-        <w:t>STEP 1  Actual heights: 10, 14, 20; predictions: 12, 13, 17.</w:t>
-      </w:r>
-    </w:p>
-    <w:p>
-      <w:r>
-        <w:t>STEP 2  Residuals: −2, +1, +3 cm; absolute errors: 2, 1, 3 cm.</w:t>
-      </w:r>
-    </w:p>
-    <w:p>
-      <w:r>
+      <w:pPr>
+        <w:pStyle w:val="Heading3"/>
+      </w:pPr>
+      <w:r>
+        <w:t>Step 1</w:t>
+      </w:r>
+    </w:p>
+    <w:p>
+      <w:pPr>
+        <w:spacing w:line="336" w:lineRule="auto" w:after="180"/>
+        <w:shd w:fill="F4F9FC"/>
+      </w:pPr>
+      <w:r>
+        <w:rPr>
+          <w:b w:val="0"/>
+        </w:rPr>
+        <w:t xml:space="preserve">STEP 1  Actual heights: 10, 14, 20; </w:t>
+      </w:r>
+      <w:r>
+        <w:rPr>
+          <w:b/>
+        </w:rPr>
+        <w:t>prediction</w:t>
+      </w:r>
+      <w:r>
+        <w:rPr>
+          <w:b w:val="0"/>
+        </w:rPr>
+        <w:t>s: 12, 13, 17.</w:t>
+      </w:r>
+    </w:p>
+    <w:p>
+      <w:pPr>
+        <w:pStyle w:val="Heading3"/>
+      </w:pPr>
+      <w:r>
+        <w:t>Step 2</w:t>
+      </w:r>
+    </w:p>
+    <w:p>
+      <w:pPr>
+        <w:spacing w:line="336" w:lineRule="auto" w:after="180"/>
+        <w:shd w:fill="F4F9FC"/>
+      </w:pPr>
+      <w:r>
+        <w:rPr>
+          <w:b w:val="0"/>
+        </w:rPr>
+        <w:t xml:space="preserve">STEP 2  Residuals: −2, +1, +3 cm; </w:t>
+      </w:r>
+      <w:r>
+        <w:rPr>
+          <w:b/>
+        </w:rPr>
+        <w:t>absolute error</w:t>
+      </w:r>
+      <w:r>
+        <w:rPr>
+          <w:b w:val="0"/>
+        </w:rPr>
+        <w:t>s: 2, 1, 3 cm.</w:t>
+      </w:r>
+    </w:p>
+    <w:p>
+      <w:pPr>
+        <w:pStyle w:val="Heading3"/>
+      </w:pPr>
+      <w:r>
+        <w:t>Step 3</w:t>
+      </w:r>
+    </w:p>
+    <w:p>
+      <w:pPr>
+        <w:spacing w:line="336" w:lineRule="auto" w:after="180"/>
+        <w:shd w:fill="F4F9FC"/>
+      </w:pPr>
+      <w:r>
+        <w:rPr>
+          <w:b w:val="0"/>
+        </w:rPr>
         <w:t>STEP 3  MAE = (2 + 1 + 3) ÷ 3 = 2 cm.</w:t>
       </w:r>
     </w:p>
     <w:p>
-      <w:r>
+      <w:pPr>
+        <w:pStyle w:val="Heading3"/>
+      </w:pPr>
+      <w:r>
+        <w:t>Step 4</w:t>
+      </w:r>
+    </w:p>
+    <w:p>
+      <w:pPr>
+        <w:spacing w:line="336" w:lineRule="auto" w:after="180"/>
+        <w:shd w:fill="F4F9FC"/>
+      </w:pPr>
+      <w:r>
+        <w:rPr>
+          <w:b w:val="0"/>
+        </w:rPr>
         <w:t>STEP 4  Compare with a baseline on the same cases and inspect the largest error.</w:t>
       </w:r>
     </w:p>
     <w:p>
-      <w:r>
-        <w:t>CHECK  Verify the denominator, unit, split, class definition, and data version before interpreting a score.</w:t>
-      </w:r>
-    </w:p>
-    <w:p>
-      <w:r>
-        <w:t>Recalculate, retrace, or restate the evidence independently:</w:t>
+      <w:pPr>
+        <w:spacing w:line="336" w:lineRule="auto" w:after="180"/>
+        <w:shd w:fill="EDF7F3"/>
+      </w:pPr>
+      <w:r>
+        <w:rPr>
+          <w:b w:val="0"/>
+        </w:rPr>
+        <w:t xml:space="preserve">CHECK  Verify the denominator, </w:t>
+      </w:r>
+      <w:r>
+        <w:rPr>
+          <w:b/>
+        </w:rPr>
+        <w:t>unit</w:t>
+      </w:r>
+      <w:r>
+        <w:rPr>
+          <w:b w:val="0"/>
+        </w:rPr>
+        <w:t>, split, class definition, and data version before interpreting a score.</w:t>
+      </w:r>
+    </w:p>
+    <w:p>
+      <w:pPr>
+        <w:spacing w:line="336" w:lineRule="auto" w:after="180"/>
+      </w:pPr>
+      <w:r>
+        <w:rPr>
+          <w:b w:val="0"/>
+        </w:rPr>
+        <w:t xml:space="preserve">Recalculate, retrace, or restate the </w:t>
+      </w:r>
+      <w:r>
+        <w:rPr>
+          <w:b/>
+        </w:rPr>
+        <w:t>evidence</w:t>
+      </w:r>
+      <w:r>
+        <w:rPr>
+          <w:b w:val="0"/>
+        </w:rPr>
+        <w:t xml:space="preserve"> independently:</w:t>
       </w:r>
     </w:p>
     <w:p>
@@ -1490,7 +2537,13 @@
       </w:r>
     </w:p>
     <w:p>
-      <w:r>
+      <w:pPr>
+        <w:spacing w:line="336" w:lineRule="auto" w:after="180"/>
+      </w:pPr>
+      <w:r>
+        <w:rPr>
+          <w:b w:val="0"/>
+        </w:rPr>
         <w:t>Cover the result before checking it. Say what is given, choose the procedure, and follow one step at a time. Then uncover the result and explain your first mismatch. Ask why a step is allowed, not only what number it produces.</w:t>
       </w:r>
     </w:p>
@@ -1503,8 +2556,26 @@
       </w:r>
     </w:p>
     <w:p>
-      <w:r>
-        <w:t>Compare absolute and squared error without losing track of units.</w:t>
+      <w:pPr>
+        <w:spacing w:line="336" w:lineRule="auto" w:after="180"/>
+      </w:pPr>
+      <w:r>
+        <w:rPr>
+          <w:b w:val="0"/>
+        </w:rPr>
+        <w:t xml:space="preserve">Compare absolute and squared error without losing track of </w:t>
+      </w:r>
+      <w:r>
+        <w:rPr>
+          <w:b/>
+        </w:rPr>
+        <w:t>unit</w:t>
+      </w:r>
+      <w:r>
+        <w:rPr>
+          <w:b w:val="0"/>
+        </w:rPr>
+        <w:t>s.</w:t>
       </w:r>
     </w:p>
     <w:p>
@@ -1516,13 +2587,55 @@
       </w:r>
     </w:p>
     <w:p>
-      <w:r>
+      <w:pPr>
+        <w:pStyle w:val="Heading3"/>
+      </w:pPr>
+      <w:r>
+        <w:t>Supplied facts</w:t>
+      </w:r>
+    </w:p>
+    <w:p>
+      <w:pPr>
+        <w:spacing w:line="336" w:lineRule="auto" w:after="180"/>
+        <w:shd w:fill="F1F6FC"/>
+      </w:pPr>
+      <w:r>
+        <w:rPr>
+          <w:b w:val="0"/>
+        </w:rPr>
         <w:t>Residuals are [-1, 2, 3] cm. Use MAE=mean absolute residual and MSE=mean squared residual.</w:t>
       </w:r>
     </w:p>
     <w:p>
-      <w:r>
-        <w:t>All inputs and outcomes in this worked example are invented classroom data; no real model run is claimed.</w:t>
+      <w:pPr>
+        <w:pStyle w:val="Heading3"/>
+      </w:pPr>
+      <w:r>
+        <w:t>Supplied facts</w:t>
+      </w:r>
+    </w:p>
+    <w:p>
+      <w:pPr>
+        <w:spacing w:line="336" w:lineRule="auto" w:after="180"/>
+        <w:shd w:fill="F1F6FC"/>
+      </w:pPr>
+      <w:r>
+        <w:rPr>
+          <w:b w:val="0"/>
+        </w:rPr>
+        <w:t xml:space="preserve">All </w:t>
+      </w:r>
+      <w:r>
+        <w:rPr>
+          <w:b/>
+        </w:rPr>
+        <w:t>input</w:t>
+      </w:r>
+      <w:r>
+        <w:rPr>
+          <w:b w:val="0"/>
+        </w:rPr>
+        <w:t>s and outcomes in this worked example are invented classroom data; no real model run is claimed.</w:t>
       </w:r>
     </w:p>
     <w:p>
@@ -1685,30 +2798,162 @@
       </w:r>
     </w:p>
     <w:p>
-      <w:r>
-        <w:t>Read the picture in order. RMSE=sqrt(14/3), approximately2.16 cm. The arrows show which recorded input or intermediate result each decision uses. Explain the deciding step aloud before checking the changed case; pointing to the final answer alone does not show how it follows.</w:t>
-      </w:r>
-    </w:p>
-    <w:p>
       <w:pPr>
         <w:pStyle w:val="Heading3"/>
       </w:pPr>
       <w:r>
+        <w:t>Why the result follows</w:t>
+      </w:r>
+    </w:p>
+    <w:p>
+      <w:pPr>
+        <w:spacing w:line="336" w:lineRule="auto" w:after="180"/>
+        <w:shd w:fill="F1F6FC"/>
+      </w:pPr>
+      <w:r>
+        <w:rPr>
+          <w:b w:val="0"/>
+        </w:rPr>
+        <w:t xml:space="preserve">Read the picture in order. </w:t>
+      </w:r>
+      <w:r>
+        <w:rPr>
+          <w:b/>
+        </w:rPr>
+        <w:t>RMSE</w:t>
+      </w:r>
+      <w:r>
+        <w:rPr>
+          <w:b w:val="0"/>
+        </w:rPr>
+        <w:t xml:space="preserve">=sqrt(14/3), approximately2.16 cm. The arrows show which recorded </w:t>
+      </w:r>
+      <w:r>
+        <w:rPr>
+          <w:b/>
+        </w:rPr>
+        <w:t>input</w:t>
+      </w:r>
+      <w:r>
+        <w:rPr>
+          <w:b w:val="0"/>
+        </w:rPr>
+        <w:t xml:space="preserve"> or intermediate result each decision uses.</w:t>
+      </w:r>
+    </w:p>
+    <w:p>
+      <w:pPr>
+        <w:spacing w:line="336" w:lineRule="auto" w:after="180"/>
+        <w:shd w:fill="F1F6FC"/>
+      </w:pPr>
+      <w:r>
+        <w:rPr>
+          <w:b w:val="0"/>
+        </w:rPr>
+        <w:t>Explain the deciding step aloud before checking the changed case; pointing to the final answer alone does not show how it follows.</w:t>
+      </w:r>
+    </w:p>
+    <w:p>
+      <w:pPr>
+        <w:pStyle w:val="Heading3"/>
+      </w:pPr>
+      <w:r>
         <w:t>What this example does not establish</w:t>
       </w:r>
     </w:p>
     <w:p>
-      <w:r>
-        <w:t>Different loss functions weight large misses differently; a smaller selected loss is not automatically better for every consequence.</w:t>
-      </w:r>
-    </w:p>
-    <w:p>
-      <w:r>
-        <w:t>Read the labelled picture: Why is quoting MSE as4.67 cm misleading? Point to the relevant step in the picture, then write the changed result and the rule or evidence that supports it.</w:t>
-      </w:r>
-    </w:p>
-    <w:p>
-      <w:r>
+      <w:pPr>
+        <w:pStyle w:val="Heading3"/>
+      </w:pPr>
+      <w:r>
+        <w:t>Keep the stated limit</w:t>
+      </w:r>
+    </w:p>
+    <w:p>
+      <w:pPr>
+        <w:spacing w:line="336" w:lineRule="auto" w:after="180"/>
+        <w:shd w:fill="FFF5E6"/>
+      </w:pPr>
+      <w:r>
+        <w:rPr>
+          <w:b w:val="0"/>
+        </w:rPr>
+        <w:t xml:space="preserve">Different </w:t>
+      </w:r>
+      <w:r>
+        <w:rPr>
+          <w:b/>
+        </w:rPr>
+        <w:t>loss</w:t>
+      </w:r>
+      <w:r>
+        <w:rPr>
+          <w:b w:val="0"/>
+        </w:rPr>
+        <w:t xml:space="preserve"> functions weight large misses differently; a smaller selected </w:t>
+      </w:r>
+      <w:r>
+        <w:rPr>
+          <w:b/>
+        </w:rPr>
+        <w:t>loss</w:t>
+      </w:r>
+      <w:r>
+        <w:rPr>
+          <w:b w:val="0"/>
+        </w:rPr>
+        <w:t xml:space="preserve"> is not automatically better for every consequence.</w:t>
+      </w:r>
+    </w:p>
+    <w:p>
+      <w:pPr>
+        <w:pStyle w:val="Heading3"/>
+      </w:pPr>
+      <w:r>
+        <w:t>Keep the stated limit</w:t>
+      </w:r>
+    </w:p>
+    <w:p>
+      <w:pPr>
+        <w:spacing w:line="336" w:lineRule="auto" w:after="180"/>
+        <w:shd w:fill="FFF5E6"/>
+      </w:pPr>
+      <w:r>
+        <w:rPr>
+          <w:b w:val="0"/>
+        </w:rPr>
+        <w:t xml:space="preserve">Read the labelled picture: Why is quoting MSE as4.67 cm misleading? Point to the relevant step in the picture, then write the changed result and the rule or </w:t>
+      </w:r>
+      <w:r>
+        <w:rPr>
+          <w:b/>
+        </w:rPr>
+        <w:t>evidence</w:t>
+      </w:r>
+      <w:r>
+        <w:rPr>
+          <w:b w:val="0"/>
+        </w:rPr>
+        <w:t xml:space="preserve"> that supports it.</w:t>
+      </w:r>
+    </w:p>
+    <w:p>
+      <w:pPr>
+        <w:pStyle w:val="Heading3"/>
+      </w:pPr>
+      <w:r>
+        <w:t>Keep the stated limit</w:t>
+      </w:r>
+    </w:p>
+    <w:p>
+      <w:pPr>
+        <w:spacing w:line="336" w:lineRule="auto" w:after="180"/>
+        <w:shd w:fill="FFF5E6"/>
+      </w:pPr>
+      <w:r>
+        <w:rPr>
+          <w:b w:val="0"/>
+        </w:rPr>
         <w:t>Change one thing: Convert every residual to millimetres. Predict the result before checking the explanation. What remains the same?</w:t>
       </w:r>
     </w:p>
@@ -1722,6 +2967,26 @@
     </w:p>
     <w:p>
       <w:r>
+        <w:t>Find the unsupported step in the Absolute Error and MAE claim and explain a repair using the supplied evidence.</w:t>
+      </w:r>
+    </w:p>
+    <w:p>
+      <w:pPr>
+        <w:pStyle w:val="Heading3"/>
+      </w:pPr>
+      <w:r>
+        <w:t>Find the first error</w:t>
+      </w:r>
+    </w:p>
+    <w:p>
+      <w:pPr>
+        <w:spacing w:line="336" w:lineRule="auto" w:after="180"/>
+        <w:shd w:fill="FFF5E6"/>
+      </w:pPr>
+      <w:r>
+        <w:rPr>
+          <w:b w:val="0"/>
+        </w:rPr>
         <w:t>ERROR DETECTIVE</w:t>
       </w:r>
     </w:p>
@@ -1734,7 +2999,13 @@
       </w:r>
     </w:p>
     <w:p>
-      <w:r>
+      <w:pPr>
+        <w:spacing w:line="336" w:lineRule="auto" w:after="180"/>
+      </w:pPr>
+      <w:r>
+        <w:rPr>
+          <w:b w:val="0"/>
+        </w:rPr>
         <w:t>Do not patch the answer. Find the earliest unsupported assumption, data problem, or experiment error.</w:t>
       </w:r>
     </w:p>
@@ -1985,12 +3256,37 @@
       </w:tr>
     </w:tbl>
     <w:p>
-      <w:r>
-        <w:t>CLAIM TO CHALLENGE  Average signed residual is a safe replacement for average absolute error.</w:t>
-      </w:r>
-    </w:p>
-    <w:p>
-      <w:r>
+      <w:pPr>
+        <w:spacing w:line="336" w:lineRule="auto" w:after="180"/>
+        <w:shd w:fill="FFF5E6"/>
+      </w:pPr>
+      <w:r>
+        <w:rPr>
+          <w:b w:val="0"/>
+        </w:rPr>
+        <w:t xml:space="preserve">CLAIM TO CHALLENGE  Average signed residual is a safe replacement for average </w:t>
+      </w:r>
+      <w:r>
+        <w:rPr>
+          <w:b/>
+        </w:rPr>
+        <w:t>absolute error</w:t>
+      </w:r>
+      <w:r>
+        <w:rPr>
+          <w:b w:val="0"/>
+        </w:rPr>
+        <w:t>.</w:t>
+      </w:r>
+    </w:p>
+    <w:p>
+      <w:pPr>
+        <w:spacing w:line="336" w:lineRule="auto" w:after="180"/>
+      </w:pPr>
+      <w:r>
+        <w:rPr>
+          <w:b w:val="0"/>
+        </w:rPr>
         <w:t>Diagnose one cause and name the cleanest next experiment:</w:t>
       </w:r>
     </w:p>
@@ -2003,8 +3299,26 @@
       </w:r>
     </w:p>
     <w:p>
-      <w:r>
-        <w:t>Choose and document the comparison metric before reviewing final-test results. Neither MAE nor MSE reveals all subgroup patterns or proves safety. Do not remove a large valid error solely because it worsens squared loss.</w:t>
+      <w:pPr>
+        <w:spacing w:line="336" w:lineRule="auto" w:after="180"/>
+      </w:pPr>
+      <w:r>
+        <w:rPr>
+          <w:b w:val="0"/>
+        </w:rPr>
+        <w:t xml:space="preserve">Choose and document the comparison metric before reviewing final-test results. Neither MAE nor MSE reveals all subgroup patterns or proves safety. Do not remove a large valid error solely because it worsens squared </w:t>
+      </w:r>
+      <w:r>
+        <w:rPr>
+          <w:b/>
+        </w:rPr>
+        <w:t>loss</w:t>
+      </w:r>
+      <w:r>
+        <w:rPr>
+          <w:b w:val="0"/>
+        </w:rPr>
+        <w:t>.</w:t>
       </w:r>
     </w:p>
     <w:p>
@@ -2045,6 +3359,17 @@
     </w:p>
     <w:p>
       <w:r>
+        <w:t>Practise Absolute Error and MAE with support, then explain the deciding step in your own words.</w:t>
+      </w:r>
+    </w:p>
+    <w:p>
+      <w:pPr>
+        <w:spacing w:line="336" w:lineRule="auto" w:after="180"/>
+      </w:pPr>
+      <w:r>
+        <w:rPr>
+          <w:b/>
+        </w:rPr>
         <w:t>ML STUDIO</w:t>
       </w:r>
     </w:p>
@@ -2057,7 +3382,13 @@
       </w:r>
     </w:p>
     <w:p>
-      <w:r>
+      <w:pPr>
+        <w:spacing w:line="336" w:lineRule="auto" w:after="180"/>
+      </w:pPr>
+      <w:r>
+        <w:rPr>
+          <w:b w:val="0"/>
+        </w:rPr>
         <w:t>A trustworthy result can be reproduced from the recorded data, code, settings, and evaluation rule.</w:t>
       </w:r>
     </w:p>
@@ -2106,37 +3437,118 @@
       </w:r>
     </w:p>
     <w:p>
-      <w:r>
+      <w:pPr>
+        <w:pStyle w:val="Heading3"/>
+      </w:pPr>
+      <w:r>
+        <w:t>Question to explain</w:t>
+      </w:r>
+    </w:p>
+    <w:p>
+      <w:pPr>
+        <w:spacing w:line="336" w:lineRule="auto" w:after="180"/>
+        <w:shd w:fill="F5F1FB"/>
+      </w:pPr>
+      <w:r>
+        <w:rPr>
+          <w:b w:val="0"/>
+        </w:rPr>
         <w:t>QUESTION + intended use + success threshold</w:t>
       </w:r>
     </w:p>
     <w:p>
-      <w:r>
+      <w:pPr>
+        <w:spacing w:line="336" w:lineRule="auto" w:after="180"/>
+      </w:pPr>
+      <w:r>
+        <w:rPr>
+          <w:b w:val="0"/>
+        </w:rPr>
         <w:t>DATA version + grouped split + leakage check</w:t>
       </w:r>
     </w:p>
     <w:p>
-      <w:r>
-        <w:t>CODE/preprocessing + features + model + settings + seed</w:t>
-      </w:r>
-    </w:p>
-    <w:p>
-      <w:r>
-        <w:t>METRICS + positive class + units + denominators</w:t>
-      </w:r>
-    </w:p>
-    <w:p>
-      <w:r>
-        <w:t>PREDICTIONS + errors + subgroup slices + limitations</w:t>
-      </w:r>
-    </w:p>
-    <w:p>
-      <w:r>
+      <w:pPr>
+        <w:spacing w:line="336" w:lineRule="auto" w:after="180"/>
+      </w:pPr>
+      <w:r>
+        <w:rPr>
+          <w:b w:val="0"/>
+        </w:rPr>
+        <w:t>CODE/pre</w:t>
+      </w:r>
+      <w:r>
+        <w:rPr>
+          <w:b/>
+        </w:rPr>
+        <w:t>process</w:t>
+      </w:r>
+      <w:r>
+        <w:rPr>
+          <w:b w:val="0"/>
+        </w:rPr>
+        <w:t>ing + features + model + settings + seed</w:t>
+      </w:r>
+    </w:p>
+    <w:p>
+      <w:pPr>
+        <w:spacing w:line="336" w:lineRule="auto" w:after="180"/>
+      </w:pPr>
+      <w:r>
+        <w:rPr>
+          <w:b w:val="0"/>
+        </w:rPr>
+        <w:t xml:space="preserve">METRICS + positive class + </w:t>
+      </w:r>
+      <w:r>
+        <w:rPr>
+          <w:b/>
+        </w:rPr>
+        <w:t>unit</w:t>
+      </w:r>
+      <w:r>
+        <w:rPr>
+          <w:b w:val="0"/>
+        </w:rPr>
+        <w:t>s + denominators</w:t>
+      </w:r>
+    </w:p>
+    <w:p>
+      <w:pPr>
+        <w:spacing w:line="336" w:lineRule="auto" w:after="180"/>
+      </w:pPr>
+      <w:r>
+        <w:rPr>
+          <w:b/>
+        </w:rPr>
+        <w:t>PREDICTION</w:t>
+      </w:r>
+      <w:r>
+        <w:rPr>
+          <w:b w:val="0"/>
+        </w:rPr>
+        <w:t>S + errors + subgroup slices + limitations</w:t>
+      </w:r>
+    </w:p>
+    <w:p>
+      <w:pPr>
+        <w:spacing w:line="336" w:lineRule="auto" w:after="180"/>
+      </w:pPr>
+      <w:r>
+        <w:rPr>
+          <w:b w:val="0"/>
+        </w:rPr>
         <w:t>HUMAN reviewer + release, revise, limit, or stop decision</w:t>
       </w:r>
     </w:p>
     <w:p>
-      <w:r>
+      <w:pPr>
+        <w:spacing w:line="336" w:lineRule="auto" w:after="180"/>
+      </w:pPr>
+      <w:r>
+        <w:rPr>
+          <w:b w:val="0"/>
+        </w:rPr>
         <w:t>Write the minimum record needed to reproduce today's result:</w:t>
       </w:r>
     </w:p>
@@ -2149,8 +3561,73 @@
       </w:r>
     </w:p>
     <w:p>
-      <w:r>
-        <w:t>Changing cm to mm multiplies residuals and MAE/RMSE by 10, but MSE by 100. A loss decrease across reports is not meaningful unless units, evaluated rows and loss definitions match. Retain the per-record residuals for investigation.</w:t>
+      <w:pPr>
+        <w:spacing w:line="336" w:lineRule="auto" w:after="180"/>
+      </w:pPr>
+      <w:r>
+        <w:rPr>
+          <w:b w:val="0"/>
+        </w:rPr>
+        <w:t>Changing cm to mm multiplies residuals and MAE/</w:t>
+      </w:r>
+      <w:r>
+        <w:rPr>
+          <w:b/>
+        </w:rPr>
+        <w:t>RMSE</w:t>
+      </w:r>
+      <w:r>
+        <w:rPr>
+          <w:b w:val="0"/>
+        </w:rPr>
+        <w:t xml:space="preserve"> by 10, but MSE by 100. A </w:t>
+      </w:r>
+      <w:r>
+        <w:rPr>
+          <w:b/>
+        </w:rPr>
+        <w:t>loss</w:t>
+      </w:r>
+      <w:r>
+        <w:rPr>
+          <w:b w:val="0"/>
+        </w:rPr>
+        <w:t xml:space="preserve"> decrease across reports is not meaningful unless </w:t>
+      </w:r>
+      <w:r>
+        <w:rPr>
+          <w:b/>
+        </w:rPr>
+        <w:t>unit</w:t>
+      </w:r>
+      <w:r>
+        <w:rPr>
+          <w:b w:val="0"/>
+        </w:rPr>
+        <w:t xml:space="preserve">s, evaluated rows and </w:t>
+      </w:r>
+      <w:r>
+        <w:rPr>
+          <w:b/>
+        </w:rPr>
+        <w:t>loss</w:t>
+      </w:r>
+      <w:r>
+        <w:rPr>
+          <w:b w:val="0"/>
+        </w:rPr>
+        <w:t xml:space="preserve"> definitions match.</w:t>
+      </w:r>
+    </w:p>
+    <w:p>
+      <w:pPr>
+        <w:spacing w:line="336" w:lineRule="auto" w:after="180"/>
+      </w:pPr>
+      <w:r>
+        <w:rPr>
+          <w:b w:val="0"/>
+        </w:rPr>
+        <w:t>Retain the per-record residuals for investigation.</w:t>
       </w:r>
     </w:p>
     <w:p>
@@ -2162,8 +3639,38 @@
       </w:r>
     </w:p>
     <w:p>
-      <w:r>
-        <w:t>Use workbook W2 for the connected example “Absolute and squared loss”. First fill the input and rule boxes. Try the middle steps before asking for a hint. After a hint, try the next step yourself.</w:t>
+      <w:pPr>
+        <w:spacing w:line="336" w:lineRule="auto" w:after="180"/>
+      </w:pPr>
+      <w:r>
+        <w:rPr>
+          <w:b w:val="0"/>
+        </w:rPr>
+        <w:t xml:space="preserve">Use workbook W2 for the connected example “Absolute and squared </w:t>
+      </w:r>
+      <w:r>
+        <w:rPr>
+          <w:b/>
+        </w:rPr>
+        <w:t>loss</w:t>
+      </w:r>
+      <w:r>
+        <w:rPr>
+          <w:b w:val="0"/>
+        </w:rPr>
+        <w:t xml:space="preserve">”. First fill the </w:t>
+      </w:r>
+      <w:r>
+        <w:rPr>
+          <w:b/>
+        </w:rPr>
+        <w:t>input</w:t>
+      </w:r>
+      <w:r>
+        <w:rPr>
+          <w:b w:val="0"/>
+        </w:rPr>
+        <w:t xml:space="preserve"> and rule boxes. Try the middle steps before asking for a hint. After a hint, try the next step yourself.</w:t>
       </w:r>
     </w:p>
     <w:tbl>
@@ -2246,7 +3753,13 @@
       </w:tr>
     </w:tbl>
     <w:p>
-      <w:r>
+      <w:pPr>
+        <w:spacing w:line="336" w:lineRule="auto" w:after="180"/>
+      </w:pPr>
+      <w:r>
+        <w:rPr>
+          <w:b w:val="0"/>
+        </w:rPr>
         <w:t>Explain your trace to a partner. Your partner points to one step to check. Swap roles on the next case. Each person writes their own explanation.</w:t>
       </w:r>
     </w:p>
@@ -2259,12 +3772,36 @@
       </w:r>
     </w:p>
     <w:p>
-      <w:r>
-        <w:t>Use the worked case for Absolute and squared loss. Proposed explanation: “A final answer is enough”. Decide whether this explanation is supported. Point to the step or supplied fact that decides; explain your repair if needed.</w:t>
-      </w:r>
-    </w:p>
-    <w:p>
-      <w:r>
+      <w:pPr>
+        <w:spacing w:line="336" w:lineRule="auto" w:after="180"/>
+      </w:pPr>
+      <w:r>
+        <w:rPr>
+          <w:b w:val="0"/>
+        </w:rPr>
+        <w:t xml:space="preserve">Use the worked case for Absolute and squared </w:t>
+      </w:r>
+      <w:r>
+        <w:rPr>
+          <w:b/>
+        </w:rPr>
+        <w:t>loss</w:t>
+      </w:r>
+      <w:r>
+        <w:rPr>
+          <w:b w:val="0"/>
+        </w:rPr>
+        <w:t>. Proposed explanation: “A final answer is enough”. Decide whether this explanation is supported. Point to the step or supplied fact that decides; explain your repair if needed.</w:t>
+      </w:r>
+    </w:p>
+    <w:p>
+      <w:pPr>
+        <w:spacing w:line="336" w:lineRule="auto" w:after="180"/>
+      </w:pPr>
+      <w:r>
+        <w:rPr>
+          <w:b w:val="0"/>
+        </w:rPr>
         <w:t>Answer on your own before discussion. If you are unsure, say which step you need help with.</w:t>
       </w:r>
     </w:p>
@@ -2277,8 +3814,26 @@
       </w:r>
     </w:p>
     <w:p>
-      <w:r>
-        <w:t>Why is quoting MSE as4.67 cm misleading? Point to the relevant step in the picture, then write the changed result and the rule or evidence that supports it.</w:t>
+      <w:pPr>
+        <w:spacing w:line="336" w:lineRule="auto" w:after="180"/>
+      </w:pPr>
+      <w:r>
+        <w:rPr>
+          <w:b w:val="0"/>
+        </w:rPr>
+        <w:t xml:space="preserve">Why is quoting MSE as4.67 cm misleading? Point to the relevant step in the picture, then write the changed result and the rule or </w:t>
+      </w:r>
+      <w:r>
+        <w:rPr>
+          <w:b/>
+        </w:rPr>
+        <w:t>evidence</w:t>
+      </w:r>
+      <w:r>
+        <w:rPr>
+          <w:b w:val="0"/>
+        </w:rPr>
+        <w:t xml:space="preserve"> that supports it.</w:t>
       </w:r>
     </w:p>
     <w:p>
@@ -2310,7 +3865,13 @@
       </w:r>
     </w:p>
     <w:p>
-      <w:r>
+      <w:pPr>
+        <w:spacing w:line="336" w:lineRule="auto" w:after="180"/>
+      </w:pPr>
+      <w:r>
+        <w:rPr>
+          <w:b w:val="0"/>
+        </w:rPr>
         <w:t>This is supported practice. Keep the separately named independent case for an attempt before feedback.</w:t>
       </w:r>
     </w:p>
@@ -2324,7 +3885,24 @@
     </w:p>
     <w:p>
       <w:r>
-        <w:t>EVIDENCE LAB</w:t>
+        <w:t>Investigate Absolute Error and MAE. Record the prediction, actual observation or labelled paper trace, explanation and next test separately.</w:t>
+      </w:r>
+    </w:p>
+    <w:p>
+      <w:pPr>
+        <w:spacing w:line="336" w:lineRule="auto" w:after="180"/>
+      </w:pPr>
+      <w:r>
+        <w:rPr>
+          <w:b/>
+        </w:rPr>
+        <w:t>EVIDENCE</w:t>
+      </w:r>
+      <w:r>
+        <w:rPr>
+          <w:b/>
+        </w:rPr>
+        <w:t xml:space="preserve"> LAB</w:t>
       </w:r>
     </w:p>
     <w:p>
@@ -2336,7 +3914,13 @@
       </w:r>
     </w:p>
     <w:p>
-      <w:r>
+      <w:pPr>
+        <w:spacing w:line="336" w:lineRule="auto" w:after="180"/>
+      </w:pPr>
+      <w:r>
+        <w:rPr>
+          <w:b w:val="0"/>
+        </w:rPr>
         <w:t>Keep the test conditions fixed, record every result, and change only one planned factor.</w:t>
       </w:r>
     </w:p>
@@ -2377,27 +3961,86 @@
       </w:r>
     </w:p>
     <w:p>
-      <w:r>
-        <w:t>1.  Write the hypothesis and expected evidence before running.</w:t>
-      </w:r>
-    </w:p>
-    <w:p>
-      <w:r>
-        <w:t>2.  MAE Lab: calculate each row, verify units and denominator, then compare model and baseline on identical examples.</w:t>
-      </w:r>
-    </w:p>
-    <w:p>
-      <w:r>
+      <w:pPr>
+        <w:spacing w:line="336" w:lineRule="auto" w:after="180"/>
+        <w:shd w:fill="F4F9FC"/>
+      </w:pPr>
+      <w:r>
+        <w:rPr>
+          <w:b w:val="0"/>
+        </w:rPr>
+        <w:t xml:space="preserve">1.  Write the hypothesis and expected </w:t>
+      </w:r>
+      <w:r>
+        <w:rPr>
+          <w:b/>
+        </w:rPr>
+        <w:t>evidence</w:t>
+      </w:r>
+      <w:r>
+        <w:rPr>
+          <w:b w:val="0"/>
+        </w:rPr>
+        <w:t xml:space="preserve"> before running.</w:t>
+      </w:r>
+    </w:p>
+    <w:p>
+      <w:pPr>
+        <w:spacing w:line="336" w:lineRule="auto" w:after="180"/>
+        <w:shd w:fill="F4F9FC"/>
+      </w:pPr>
+      <w:r>
+        <w:rPr>
+          <w:b w:val="0"/>
+        </w:rPr>
+        <w:t xml:space="preserve">2.  MAE Lab: calculate each row, verify </w:t>
+      </w:r>
+      <w:r>
+        <w:rPr>
+          <w:b/>
+        </w:rPr>
+        <w:t>unit</w:t>
+      </w:r>
+      <w:r>
+        <w:rPr>
+          <w:b w:val="0"/>
+        </w:rPr>
+        <w:t>s and denominator, then compare model and baseline on identical examples.</w:t>
+      </w:r>
+    </w:p>
+    <w:p>
+      <w:pPr>
+        <w:spacing w:line="336" w:lineRule="auto" w:after="180"/>
+        <w:shd w:fill="F4F9FC"/>
+      </w:pPr>
+      <w:r>
+        <w:rPr>
+          <w:b w:val="0"/>
+        </w:rPr>
         <w:t>3.  Run one normal, one boundary, one missing, and one shifted case.</w:t>
       </w:r>
     </w:p>
     <w:p>
-      <w:r>
+      <w:pPr>
+        <w:spacing w:line="336" w:lineRule="auto" w:after="180"/>
+        <w:shd w:fill="F4F9FC"/>
+      </w:pPr>
+      <w:r>
+        <w:rPr>
+          <w:b w:val="0"/>
+        </w:rPr>
         <w:t>4.  Calculate the metric from raw counts or row-level errors.</w:t>
       </w:r>
     </w:p>
     <w:p>
-      <w:r>
+      <w:pPr>
+        <w:spacing w:line="336" w:lineRule="auto" w:after="180"/>
+        <w:shd w:fill="F4F9FC"/>
+      </w:pPr>
+      <w:r>
+        <w:rPr>
+          <w:b w:val="0"/>
+        </w:rPr>
         <w:t>5.  Interpret what changed, what did not, and what remains unsafe or unknown.</w:t>
       </w:r>
     </w:p>
@@ -2655,7 +4298,13 @@
       </w:r>
     </w:p>
     <w:p>
-      <w:r>
+      <w:pPr>
+        <w:spacing w:line="336" w:lineRule="auto" w:after="180"/>
+      </w:pPr>
+      <w:r>
+        <w:rPr>
+          <w:b w:val="0"/>
+        </w:rPr>
         <w:t>Before trying: what do I expect, and why? While trying: which step could first go wrong? Afterwards: what did I actually observe, and what should change? Keep “not run” if you only traced the procedure.</w:t>
       </w:r>
     </w:p>
@@ -2669,6 +4318,17 @@
     </w:p>
     <w:p>
       <w:r>
+        <w:t>Move from recall to tracing, diagnosis and transfer in Absolute Error and MAE. Explain why each step is justified.</w:t>
+      </w:r>
+    </w:p>
+    <w:p>
+      <w:pPr>
+        <w:spacing w:line="336" w:lineRule="auto" w:after="180"/>
+      </w:pPr>
+      <w:r>
+        <w:rPr>
+          <w:b/>
+        </w:rPr>
         <w:t>MASTERY</w:t>
       </w:r>
     </w:p>
@@ -2681,8 +4341,26 @@
       </w:r>
     </w:p>
     <w:p>
-      <w:r>
-        <w:t>Move upward only when you can produce evidence without copying the example.</w:t>
+      <w:pPr>
+        <w:spacing w:line="336" w:lineRule="auto" w:after="180"/>
+      </w:pPr>
+      <w:r>
+        <w:rPr>
+          <w:b w:val="0"/>
+        </w:rPr>
+        <w:t xml:space="preserve">Move upward only when you can produce </w:t>
+      </w:r>
+      <w:r>
+        <w:rPr>
+          <w:b/>
+        </w:rPr>
+        <w:t>evidence</w:t>
+      </w:r>
+      <w:r>
+        <w:rPr>
+          <w:b w:val="0"/>
+        </w:rPr>
+        <w:t xml:space="preserve"> without copying the example.</w:t>
       </w:r>
     </w:p>
     <w:p>
@@ -2722,42 +4400,179 @@
       </w:r>
     </w:p>
     <w:p>
-      <w:r>
-        <w:t>DEFINE  Use all four terms precisely: absolute error, MAE, unit, cancellation.</w:t>
-      </w:r>
-    </w:p>
-    <w:p>
-      <w:r>
-        <w:t>CALCULATE  Reproduce the worked evidence with units and denominator.</w:t>
-      </w:r>
-    </w:p>
-    <w:p>
-      <w:r>
+      <w:pPr>
+        <w:spacing w:line="336" w:lineRule="auto" w:after="180"/>
+      </w:pPr>
+      <w:r>
+        <w:rPr>
+          <w:b w:val="0"/>
+        </w:rPr>
+        <w:t xml:space="preserve">DEFINE  Use all four terms precisely: </w:t>
+      </w:r>
+      <w:r>
+        <w:rPr>
+          <w:b/>
+        </w:rPr>
+        <w:t>absolute error</w:t>
+      </w:r>
+      <w:r>
+        <w:rPr>
+          <w:b w:val="0"/>
+        </w:rPr>
+        <w:t xml:space="preserve">, MAE, </w:t>
+      </w:r>
+      <w:r>
+        <w:rPr>
+          <w:b/>
+        </w:rPr>
+        <w:t>unit</w:t>
+      </w:r>
+      <w:r>
+        <w:rPr>
+          <w:b w:val="0"/>
+        </w:rPr>
+        <w:t xml:space="preserve">, </w:t>
+      </w:r>
+      <w:r>
+        <w:rPr>
+          <w:b/>
+        </w:rPr>
+        <w:t>cancellation</w:t>
+      </w:r>
+      <w:r>
+        <w:rPr>
+          <w:b w:val="0"/>
+        </w:rPr>
+        <w:t>.</w:t>
+      </w:r>
+    </w:p>
+    <w:p>
+      <w:pPr>
+        <w:spacing w:line="336" w:lineRule="auto" w:after="180"/>
+      </w:pPr>
+      <w:r>
+        <w:rPr>
+          <w:b w:val="0"/>
+        </w:rPr>
+        <w:t xml:space="preserve">CALCULATE  Reproduce the worked </w:t>
+      </w:r>
+      <w:r>
+        <w:rPr>
+          <w:b/>
+        </w:rPr>
+        <w:t>evidence</w:t>
+      </w:r>
+      <w:r>
+        <w:rPr>
+          <w:b w:val="0"/>
+        </w:rPr>
+        <w:t xml:space="preserve"> with </w:t>
+      </w:r>
+      <w:r>
+        <w:rPr>
+          <w:b/>
+        </w:rPr>
+        <w:t>unit</w:t>
+      </w:r>
+      <w:r>
+        <w:rPr>
+          <w:b w:val="0"/>
+        </w:rPr>
+        <w:t>s and denominator.</w:t>
+      </w:r>
+    </w:p>
+    <w:p>
+      <w:pPr>
+        <w:spacing w:line="336" w:lineRule="auto" w:after="180"/>
+        <w:shd w:fill="F4F9FC"/>
+      </w:pPr>
+      <w:r>
+        <w:rPr>
+          <w:b w:val="0"/>
+        </w:rPr>
         <w:t>TRACE  Explain the data, code or decision path.</w:t>
       </w:r>
     </w:p>
     <w:p>
-      <w:r>
-        <w:t>DIAGNOSE  Average signed residual is a safe replacement for average absolute error.</w:t>
-      </w:r>
-    </w:p>
-    <w:p>
-      <w:r>
+      <w:pPr>
+        <w:spacing w:line="336" w:lineRule="auto" w:after="180"/>
+        <w:shd w:fill="F4F9FC"/>
+      </w:pPr>
+      <w:r>
+        <w:rPr>
+          <w:b w:val="0"/>
+        </w:rPr>
+        <w:t xml:space="preserve">DIAGNOSE  Average signed residual is a safe replacement for average </w:t>
+      </w:r>
+      <w:r>
+        <w:rPr>
+          <w:b/>
+        </w:rPr>
+        <w:t>absolute error</w:t>
+      </w:r>
+      <w:r>
+        <w:rPr>
+          <w:b w:val="0"/>
+        </w:rPr>
+        <w:t>.</w:t>
+      </w:r>
+    </w:p>
+    <w:p>
+      <w:pPr>
+        <w:spacing w:line="336" w:lineRule="auto" w:after="180"/>
+        <w:shd w:fill="F4F9FC"/>
+      </w:pPr>
+      <w:r>
+        <w:rPr>
+          <w:b w:val="0"/>
+        </w:rPr>
         <w:t>TRANSFER  Solve a fresh dataset or model case.</w:t>
       </w:r>
     </w:p>
     <w:p>
-      <w:r>
-        <w:t>IMPROVE  Change one cause and rerun fixed evidence.</w:t>
-      </w:r>
-    </w:p>
-    <w:p>
-      <w:r>
+      <w:pPr>
+        <w:spacing w:line="336" w:lineRule="auto" w:after="180"/>
+      </w:pPr>
+      <w:r>
+        <w:rPr>
+          <w:b w:val="0"/>
+        </w:rPr>
+        <w:t xml:space="preserve">IMPROVE  Change one cause and rerun fixed </w:t>
+      </w:r>
+      <w:r>
+        <w:rPr>
+          <w:b/>
+        </w:rPr>
+        <w:t>evidence</w:t>
+      </w:r>
+      <w:r>
+        <w:rPr>
+          <w:b w:val="0"/>
+        </w:rPr>
+        <w:t>.</w:t>
+      </w:r>
+    </w:p>
+    <w:p>
+      <w:pPr>
+        <w:spacing w:line="336" w:lineRule="auto" w:after="180"/>
+        <w:shd w:fill="F4F9FC"/>
+      </w:pPr>
+      <w:r>
+        <w:rPr>
+          <w:b w:val="0"/>
+        </w:rPr>
         <w:t>DEFEND  State intended use, metric, limitation, and human responsibility.</w:t>
       </w:r>
     </w:p>
     <w:p>
-      <w:r>
+      <w:pPr>
+        <w:spacing w:line="336" w:lineRule="auto" w:after="180"/>
+        <w:shd w:fill="F1F6F8"/>
+      </w:pPr>
+      <w:r>
+        <w:rPr>
+          <w:b w:val="0"/>
+        </w:rPr>
         <w:t>MASTERY RULE  A coached calculation becomes mastery only after a different case is completed independently.</w:t>
       </w:r>
     </w:p>
@@ -2771,6 +4586,17 @@
     </w:p>
     <w:p>
       <w:r>
+        <w:t>Apply this week’s idea to Responsible Plant Classifier. Keep an annotated decision and the evidence supporting it.</w:t>
+      </w:r>
+    </w:p>
+    <w:p>
+      <w:pPr>
+        <w:spacing w:line="336" w:lineRule="auto" w:after="180"/>
+      </w:pPr>
+      <w:r>
+        <w:rPr>
+          <w:b/>
+        </w:rPr>
         <w:t>CUMULATIVE PROJECT</w:t>
       </w:r>
     </w:p>
@@ -2783,8 +4609,26 @@
       </w:r>
     </w:p>
     <w:p>
-      <w:r>
-        <w:t>Every week adds one reviewable artifact to the same evidence-based capstone.</w:t>
+      <w:pPr>
+        <w:spacing w:line="336" w:lineRule="auto" w:after="180"/>
+      </w:pPr>
+      <w:r>
+        <w:rPr>
+          <w:b w:val="0"/>
+        </w:rPr>
+        <w:t xml:space="preserve">Every week adds one reviewable artifact to the same </w:t>
+      </w:r>
+      <w:r>
+        <w:rPr>
+          <w:b/>
+        </w:rPr>
+        <w:t>evidence</w:t>
+      </w:r>
+      <w:r>
+        <w:rPr>
+          <w:b w:val="0"/>
+        </w:rPr>
+        <w:t>-based capstone.</w:t>
       </w:r>
     </w:p>
     <w:p>
@@ -2824,43 +4668,110 @@
       </w:r>
     </w:p>
     <w:p>
-      <w:r>
+      <w:pPr>
+        <w:spacing w:line="336" w:lineRule="auto" w:after="180"/>
+        <w:shd w:fill="EDF7F3"/>
+      </w:pPr>
+      <w:r>
+        <w:rPr>
+          <w:b w:val="0"/>
+        </w:rPr>
         <w:t>THIS WEEK'S CHECKPOINT  Use MAE correctly in the optional growth model; keep classifier and regression metrics clearly separated.</w:t>
       </w:r>
     </w:p>
     <w:p>
-      <w:r>
+      <w:pPr>
+        <w:spacing w:line="336" w:lineRule="auto" w:after="180"/>
+        <w:shd w:fill="F5F1FB"/>
+      </w:pPr>
+      <w:r>
+        <w:rPr>
+          <w:b w:val="0"/>
+        </w:rPr>
         <w:t>Which requirement or risk does this artifact address?</w:t>
       </w:r>
     </w:p>
     <w:p>
-      <w:r>
+      <w:pPr>
+        <w:spacing w:line="336" w:lineRule="auto" w:after="180"/>
+        <w:shd w:fill="F5F1FB"/>
+      </w:pPr>
+      <w:r>
+        <w:rPr>
+          <w:b w:val="0"/>
+        </w:rPr>
         <w:t>Which dataset, split, code, and metric version does it use?</w:t>
       </w:r>
     </w:p>
     <w:p>
-      <w:r>
+      <w:pPr>
+        <w:spacing w:line="336" w:lineRule="auto" w:after="180"/>
+        <w:shd w:fill="F5F1FB"/>
+      </w:pPr>
+      <w:r>
+        <w:rPr>
+          <w:b w:val="0"/>
+        </w:rPr>
         <w:t>What normal and shifted cases were tested?</w:t>
       </w:r>
     </w:p>
     <w:p>
-      <w:r>
+      <w:pPr>
+        <w:spacing w:line="336" w:lineRule="auto" w:after="180"/>
+        <w:shd w:fill="F5F1FB"/>
+      </w:pPr>
+      <w:r>
+        <w:rPr>
+          <w:b w:val="0"/>
+        </w:rPr>
         <w:t>What remains uncertain or weak?</w:t>
       </w:r>
     </w:p>
     <w:p>
-      <w:r>
+      <w:pPr>
+        <w:spacing w:line="336" w:lineRule="auto" w:after="180"/>
+        <w:shd w:fill="F5F1FB"/>
+      </w:pPr>
+      <w:r>
+        <w:rPr>
+          <w:b w:val="0"/>
+        </w:rPr>
         <w:t>What decision still belongs to a teacher or qualified human?</w:t>
       </w:r>
     </w:p>
     <w:p>
-      <w:r>
+      <w:pPr>
+        <w:spacing w:line="336" w:lineRule="auto" w:after="180"/>
+        <w:shd w:fill="FFF5E6"/>
+      </w:pPr>
+      <w:r>
+        <w:rPr>
+          <w:b w:val="0"/>
+        </w:rPr>
         <w:t>RESPONSIBLE RELEASE  Never use this classroom prototype for medical, pesticide, agricultural, or other consequential decisions.</w:t>
       </w:r>
     </w:p>
     <w:p>
-      <w:r>
-        <w:t>My evidence-linked project decision:</w:t>
+      <w:pPr>
+        <w:spacing w:line="336" w:lineRule="auto" w:after="180"/>
+      </w:pPr>
+      <w:r>
+        <w:rPr>
+          <w:b w:val="0"/>
+        </w:rPr>
+        <w:t xml:space="preserve">My </w:t>
+      </w:r>
+      <w:r>
+        <w:rPr>
+          <w:b/>
+        </w:rPr>
+        <w:t>evidence</w:t>
+      </w:r>
+      <w:r>
+        <w:rPr>
+          <w:b w:val="0"/>
+        </w:rPr>
+        <w:t>-linked project decision:</w:t>
       </w:r>
     </w:p>
     <w:p>
@@ -2872,8 +4783,37 @@
       </w:r>
     </w:p>
     <w:p>
-      <w:r>
-        <w:t>For your Responsible Plant Classifier, save the input, procedure, observed result and limitation of this check. Label this worked example as practice; use a different, previously unreviewed case when checking independent understanding.</w:t>
+      <w:pPr>
+        <w:spacing w:line="336" w:lineRule="auto" w:after="180"/>
+      </w:pPr>
+      <w:r>
+        <w:rPr>
+          <w:b w:val="0"/>
+        </w:rPr>
+        <w:t xml:space="preserve">For your Responsible Plant Classifier, save the </w:t>
+      </w:r>
+      <w:r>
+        <w:rPr>
+          <w:b/>
+        </w:rPr>
+        <w:t>input</w:t>
+      </w:r>
+      <w:r>
+        <w:rPr>
+          <w:b w:val="0"/>
+        </w:rPr>
+        <w:t>, procedure, observed result and limitation of this check.</w:t>
+      </w:r>
+    </w:p>
+    <w:p>
+      <w:pPr>
+        <w:spacing w:line="336" w:lineRule="auto" w:after="180"/>
+      </w:pPr>
+      <w:r>
+        <w:rPr>
+          <w:b w:val="0"/>
+        </w:rPr>
+        <w:t>Label this worked example as practice; use a different, previously unreviewed case when checking independent understanding.</w:t>
       </w:r>
     </w:p>
     <w:p>
@@ -2886,6 +4826,17 @@
     </w:p>
     <w:p>
       <w:r>
+        <w:t>Use a genuinely new case for independent evidence. Previously discussed examples remain practice; use the separately named independent case before feedback.</w:t>
+      </w:r>
+    </w:p>
+    <w:p>
+      <w:pPr>
+        <w:spacing w:line="336" w:lineRule="auto" w:after="180"/>
+      </w:pPr>
+      <w:r>
+        <w:rPr>
+          <w:b/>
+        </w:rPr>
         <w:t>INDEPENDENT PROOF</w:t>
       </w:r>
     </w:p>
@@ -2898,7 +4849,13 @@
       </w:r>
     </w:p>
     <w:p>
-      <w:r>
+      <w:pPr>
+        <w:spacing w:line="336" w:lineRule="auto" w:after="180"/>
+      </w:pPr>
+      <w:r>
+        <w:rPr>
+          <w:b w:val="0"/>
+        </w:rPr>
         <w:t>Complete this with a fresh case after guided practice and compare it with the mastery criteria.</w:t>
       </w:r>
     </w:p>
@@ -2939,48 +4896,168 @@
       </w:r>
     </w:p>
     <w:p>
-      <w:r>
-        <w:t>REQUIRED PROOF  Calculate residuals, absolute errors, and mean absolute error.</w:t>
-      </w:r>
-    </w:p>
-    <w:p>
-      <w:r>
+      <w:pPr>
+        <w:pStyle w:val="Heading3"/>
+      </w:pPr>
+      <w:r>
+        <w:t>What success looks like</w:t>
+      </w:r>
+    </w:p>
+    <w:p>
+      <w:pPr>
+        <w:spacing w:line="336" w:lineRule="auto" w:after="180"/>
+        <w:shd w:fill="EDF7F3"/>
+      </w:pPr>
+      <w:r>
+        <w:rPr>
+          <w:b w:val="0"/>
+        </w:rPr>
+        <w:t xml:space="preserve">REQUIRED PROOF  Calculate residuals, </w:t>
+      </w:r>
+      <w:r>
+        <w:rPr>
+          <w:b/>
+        </w:rPr>
+        <w:t>absolute error</w:t>
+      </w:r>
+      <w:r>
+        <w:rPr>
+          <w:b w:val="0"/>
+        </w:rPr>
+        <w:t xml:space="preserve">s, and mean </w:t>
+      </w:r>
+      <w:r>
+        <w:rPr>
+          <w:b/>
+        </w:rPr>
+        <w:t>absolute error</w:t>
+      </w:r>
+      <w:r>
+        <w:rPr>
+          <w:b w:val="0"/>
+        </w:rPr>
+        <w:t>.</w:t>
+      </w:r>
+    </w:p>
+    <w:p>
+      <w:pPr>
+        <w:spacing w:line="336" w:lineRule="auto" w:after="180"/>
+      </w:pPr>
+      <w:r>
+        <w:rPr>
+          <w:b w:val="0"/>
+        </w:rPr>
         <w:t>□ Define the task, feature/target roles, and intended-use boundary.</w:t>
       </w:r>
     </w:p>
     <w:p>
-      <w:r>
+      <w:pPr>
+        <w:spacing w:line="336" w:lineRule="auto" w:after="180"/>
+      </w:pPr>
+      <w:r>
+        <w:rPr>
+          <w:b w:val="0"/>
+        </w:rPr>
         <w:t>□ Show the calculation, code trace, or experiment record.</w:t>
       </w:r>
     </w:p>
     <w:p>
-      <w:r>
+      <w:pPr>
+        <w:spacing w:line="336" w:lineRule="auto" w:after="180"/>
+      </w:pPr>
+      <w:r>
+        <w:rPr>
+          <w:b w:val="0"/>
+        </w:rPr>
         <w:t>□ Test a normal case and one revealing boundary, missing, or shifted case.</w:t>
       </w:r>
     </w:p>
     <w:p>
-      <w:r>
+      <w:pPr>
+        <w:spacing w:line="336" w:lineRule="auto" w:after="180"/>
+      </w:pPr>
+      <w:r>
+        <w:rPr>
+          <w:b w:val="0"/>
+        </w:rPr>
         <w:t>□ Diagnose one failure without changing several factors at once.</w:t>
       </w:r>
     </w:p>
     <w:p>
-      <w:r>
+      <w:pPr>
+        <w:spacing w:line="336" w:lineRule="auto" w:after="180"/>
+      </w:pPr>
+      <w:r>
+        <w:rPr>
+          <w:b w:val="0"/>
+        </w:rPr>
         <w:t>□ Name a limitation, fairness concern, and the human-review action.</w:t>
       </w:r>
     </w:p>
     <w:p>
-      <w:r>
-        <w:t>Independent evidence and defense:</w:t>
-      </w:r>
-    </w:p>
-    <w:p>
-      <w:r>
+      <w:pPr>
+        <w:spacing w:line="336" w:lineRule="auto" w:after="180"/>
+      </w:pPr>
+      <w:r>
+        <w:rPr>
+          <w:b w:val="0"/>
+        </w:rPr>
+        <w:t xml:space="preserve">Independent </w:t>
+      </w:r>
+      <w:r>
+        <w:rPr>
+          <w:b/>
+        </w:rPr>
+        <w:t>evidence</w:t>
+      </w:r>
+      <w:r>
+        <w:rPr>
+          <w:b w:val="0"/>
+        </w:rPr>
+        <w:t xml:space="preserve"> and defense:</w:t>
+      </w:r>
+    </w:p>
+    <w:p>
+      <w:pPr>
+        <w:spacing w:line="336" w:lineRule="auto" w:after="180"/>
+      </w:pPr>
+      <w:r>
+        <w:rPr>
+          <w:b w:val="0"/>
+        </w:rPr>
         <w:t>My level:  □ Not yet  □ With one hint  □ Independently  □ I can teach and defend it</w:t>
       </w:r>
     </w:p>
     <w:p>
-      <w:r>
-        <w:t>NEXT BRIDGE  Carry the experiment evidence into: Train a Regression Model.</w:t>
+      <w:pPr>
+        <w:pStyle w:val="Heading3"/>
+      </w:pPr>
+      <w:r>
+        <w:t>Connect to the next lesson</w:t>
+      </w:r>
+    </w:p>
+    <w:p>
+      <w:pPr>
+        <w:spacing w:line="336" w:lineRule="auto" w:after="180"/>
+        <w:shd w:fill="F1F6F8"/>
+      </w:pPr>
+      <w:r>
+        <w:rPr>
+          <w:b w:val="0"/>
+        </w:rPr>
+        <w:t xml:space="preserve">NEXT BRIDGE  Carry the experiment </w:t>
+      </w:r>
+      <w:r>
+        <w:rPr>
+          <w:b/>
+        </w:rPr>
+        <w:t>evidence</w:t>
+      </w:r>
+      <w:r>
+        <w:rPr>
+          <w:b w:val="0"/>
+        </w:rPr>
+        <w:t xml:space="preserve"> into: Train a Regression Model.</w:t>
       </w:r>
     </w:p>
     <w:p>
@@ -2992,6 +5069,11 @@
       </w:r>
     </w:p>
     <w:p>
+      <w:r>
+        <w:t>Revisit the complete Absolute Error and MAE case for supported practice. Repeated examples do not become fresh assessments.</w:t>
+      </w:r>
+    </w:p>
+    <w:p>
       <w:pPr>
         <w:pStyle w:val="Heading3"/>
       </w:pPr>
@@ -3000,7 +5082,13 @@
       </w:r>
     </w:p>
     <w:p>
-      <w:r>
+      <w:pPr>
+        <w:spacing w:line="336" w:lineRule="auto" w:after="180"/>
+      </w:pPr>
+      <w:r>
+        <w:rPr>
+          <w:b w:val="0"/>
+        </w:rPr>
         <w:t>Use the supplied details to practise the weekly concept before attempting the independent question. This case extends the illustrated lesson.</w:t>
       </w:r>
     </w:p>
@@ -3013,7 +5101,13 @@
       </w:r>
     </w:p>
     <w:p>
-      <w:r>
+      <w:pPr>
+        <w:spacing w:line="336" w:lineRule="auto" w:after="180"/>
+      </w:pPr>
+      <w:r>
+        <w:rPr>
+          <w:b w:val="0"/>
+        </w:rPr>
         <w:t>Actual=[3,5,9], predicted=[2,7,6] cm.</w:t>
       </w:r>
     </w:p>
@@ -3026,7 +5120,13 @@
       </w:r>
     </w:p>
     <w:p>
-      <w:r>
+      <w:pPr>
+        <w:spacing w:line="336" w:lineRule="auto" w:after="180"/>
+      </w:pPr>
+      <w:r>
+        <w:rPr>
+          <w:b w:val="0"/>
+        </w:rPr>
         <w:t>Calculate MAE.</w:t>
       </w:r>
     </w:p>
@@ -3039,8 +5139,20 @@
       </w:r>
     </w:p>
     <w:p>
-      <w:r>
-        <w:t>Absolute errors=[1,2,3]; mean=2 cm. Do not cancel signed errors before taking absolute values.</w:t>
+      <w:pPr>
+        <w:spacing w:line="336" w:lineRule="auto" w:after="180"/>
+      </w:pPr>
+      <w:r>
+        <w:rPr>
+          <w:b/>
+        </w:rPr>
+        <w:t>Absolute error</w:t>
+      </w:r>
+      <w:r>
+        <w:rPr>
+          <w:b w:val="0"/>
+        </w:rPr>
+        <w:t>s=[1,2,3]; mean=2 cm. Do not cancel signed errors before taking absolute values.</w:t>
       </w:r>
     </w:p>
     <w:p>
@@ -3052,7 +5164,14 @@
       </w:r>
     </w:p>
     <w:p>
-      <w:r>
+      <w:pPr>
+        <w:spacing w:line="336" w:lineRule="auto" w:after="180"/>
+        <w:shd w:fill="F5F1FB"/>
+      </w:pPr>
+      <w:r>
+        <w:rPr>
+          <w:b w:val="0"/>
+        </w:rPr>
         <w:t>Which detail supports the answer, and why does it matter?</w:t>
       </w:r>
     </w:p>
@@ -3208,18 +5327,42 @@
       </w:tr>
     </w:tbl>
     <w:p>
-      <w:r>
+      <w:pPr>
+        <w:spacing w:line="336" w:lineRule="auto" w:after="180"/>
+      </w:pPr>
+      <w:r>
+        <w:rPr>
+          <w:b w:val="0"/>
+        </w:rPr>
         <w:t>Actual=[3,5,9], predicted=[2,7,6] cm.</w:t>
       </w:r>
     </w:p>
     <w:p>
-      <w:r>
+      <w:pPr>
+        <w:spacing w:line="336" w:lineRule="auto" w:after="180"/>
+      </w:pPr>
+      <w:r>
+        <w:rPr>
+          <w:b w:val="0"/>
+        </w:rPr>
         <w:t>Calculate MAE.</w:t>
       </w:r>
     </w:p>
     <w:p>
-      <w:r>
-        <w:t>Absolute errors=[1,2,3]; mean=2 cm. Do not cancel signed errors before taking absolute values.</w:t>
+      <w:pPr>
+        <w:spacing w:line="336" w:lineRule="auto" w:after="180"/>
+      </w:pPr>
+      <w:r>
+        <w:rPr>
+          <w:b/>
+        </w:rPr>
+        <w:t>Absolute error</w:t>
+      </w:r>
+      <w:r>
+        <w:rPr>
+          <w:b w:val="0"/>
+        </w:rPr>
+        <w:t>s=[1,2,3]; mean=2 cm. Do not cancel signed errors before taking absolute values.</w:t>
       </w:r>
     </w:p>
     <w:p>
@@ -3231,6 +5374,11 @@
       </w:r>
     </w:p>
     <w:p>
+      <w:r>
+        <w:t>Attempt the reserved new case before feedback. Record support; the earlier examples below remain additional practice.</w:t>
+      </w:r>
+    </w:p>
+    <w:p>
       <w:pPr>
         <w:pStyle w:val="Heading3"/>
       </w:pPr>
@@ -3239,8 +5387,26 @@
       </w:r>
     </w:p>
     <w:p>
-      <w:r>
-        <w:t>Residuals [-2, 0, 4] m: calculate MAE MSE RMSE and the result of converting to cm.</w:t>
+      <w:pPr>
+        <w:spacing w:line="336" w:lineRule="auto" w:after="180"/>
+      </w:pPr>
+      <w:r>
+        <w:rPr>
+          <w:b w:val="0"/>
+        </w:rPr>
+        <w:t xml:space="preserve">Residuals [-2, 0, 4] m: calculate MAE MSE </w:t>
+      </w:r>
+      <w:r>
+        <w:rPr>
+          <w:b/>
+        </w:rPr>
+        <w:t>RMSE</w:t>
+      </w:r>
+      <w:r>
+        <w:rPr>
+          <w:b w:val="0"/>
+        </w:rPr>
+        <w:t xml:space="preserve"> and the result of converting to cm.</w:t>
       </w:r>
     </w:p>
     <w:p>
@@ -3287,7 +5453,13 @@
       </w:r>
     </w:p>
     <w:p>
-      <w:r>
+      <w:pPr>
+        <w:spacing w:line="336" w:lineRule="auto" w:after="180"/>
+      </w:pPr>
+      <w:r>
+        <w:rPr>
+          <w:b w:val="0"/>
+        </w:rPr>
         <w:t>Attempt this case before feedback. Record any help. Earlier examples below are further practice; a case already practised with feedback cannot establish fresh transfer.</w:t>
       </w:r>
     </w:p>
@@ -3300,18 +5472,66 @@
       </w:r>
     </w:p>
     <w:p>
-      <w:r>
+      <w:pPr>
+        <w:spacing w:line="336" w:lineRule="auto" w:after="180"/>
+      </w:pPr>
+      <w:r>
+        <w:rPr>
+          <w:b w:val="0"/>
+        </w:rPr>
         <w:t>Close the worked explanation. Apply the idea to this different question without copying.</w:t>
       </w:r>
     </w:p>
     <w:p>
-      <w:r>
-        <w:t>Actual heights are 4, 8 and 10 cm; predictions are 5, 6 and 13 cm. Calculate absolute errors and MAE.</w:t>
-      </w:r>
-    </w:p>
-    <w:p>
-      <w:r>
-        <w:t>My answer, with a trace, calculation or supporting evidence</w:t>
+      <w:pPr>
+        <w:spacing w:line="336" w:lineRule="auto" w:after="180"/>
+      </w:pPr>
+      <w:r>
+        <w:rPr>
+          <w:b w:val="0"/>
+        </w:rPr>
+        <w:t xml:space="preserve">Actual heights are 4, 8 and 10 cm; </w:t>
+      </w:r>
+      <w:r>
+        <w:rPr>
+          <w:b/>
+        </w:rPr>
+        <w:t>prediction</w:t>
+      </w:r>
+      <w:r>
+        <w:rPr>
+          <w:b w:val="0"/>
+        </w:rPr>
+        <w:t xml:space="preserve">s are 5, 6 and 13 cm. Calculate </w:t>
+      </w:r>
+      <w:r>
+        <w:rPr>
+          <w:b/>
+        </w:rPr>
+        <w:t>absolute error</w:t>
+      </w:r>
+      <w:r>
+        <w:rPr>
+          <w:b w:val="0"/>
+        </w:rPr>
+        <w:t>s and MAE.</w:t>
+      </w:r>
+    </w:p>
+    <w:p>
+      <w:pPr>
+        <w:spacing w:line="336" w:lineRule="auto" w:after="180"/>
+      </w:pPr>
+      <w:r>
+        <w:rPr>
+          <w:b w:val="0"/>
+        </w:rPr>
+        <w:t xml:space="preserve">My answer, with a trace, calculation or supporting </w:t>
+      </w:r>
+      <w:r>
+        <w:rPr>
+          <w:b/>
+        </w:rPr>
+        <w:t>evidence</w:t>
       </w:r>
     </w:p>
     <w:p>
@@ -3356,13 +5576,37 @@
       </w:r>
     </w:p>
     <w:p>
-      <w:r>
+      <w:pPr>
+        <w:spacing w:line="336" w:lineRule="auto" w:after="180"/>
+      </w:pPr>
+      <w:r>
+        <w:rPr>
+          <w:b w:val="0"/>
+        </w:rPr>
         <w:t>Change one relevant detail. Predict the result before testing. Include a boundary or missing-information case when it helps reveal a limit.</w:t>
       </w:r>
     </w:p>
     <w:p>
-      <w:r>
-        <w:t>My changed input and expected result</w:t>
+      <w:pPr>
+        <w:spacing w:line="336" w:lineRule="auto" w:after="180"/>
+      </w:pPr>
+      <w:r>
+        <w:rPr>
+          <w:b w:val="0"/>
+        </w:rPr>
+        <w:t xml:space="preserve">My changed </w:t>
+      </w:r>
+      <w:r>
+        <w:rPr>
+          <w:b/>
+        </w:rPr>
+        <w:t>input</w:t>
+      </w:r>
+      <w:r>
+        <w:rPr>
+          <w:b w:val="0"/>
+        </w:rPr>
+        <w:t xml:space="preserve"> and expected result</w:t>
       </w:r>
     </w:p>
     <w:p>
@@ -3407,13 +5651,37 @@
       </w:r>
     </w:p>
     <w:p>
-      <w:r>
+      <w:pPr>
+        <w:spacing w:line="336" w:lineRule="auto" w:after="180"/>
+      </w:pPr>
+      <w:r>
+        <w:rPr>
+          <w:b w:val="0"/>
+        </w:rPr>
         <w:t>Use MAE correctly in the optional growth model; keep classifier and regression metrics clearly separated.</w:t>
       </w:r>
     </w:p>
     <w:p>
-      <w:r>
-        <w:t>The evidence I will keep</w:t>
+      <w:pPr>
+        <w:spacing w:line="336" w:lineRule="auto" w:after="180"/>
+      </w:pPr>
+      <w:r>
+        <w:rPr>
+          <w:b w:val="0"/>
+        </w:rPr>
+        <w:t xml:space="preserve">The </w:t>
+      </w:r>
+      <w:r>
+        <w:rPr>
+          <w:b/>
+        </w:rPr>
+        <w:t>evidence</w:t>
+      </w:r>
+      <w:r>
+        <w:rPr>
+          <w:b w:val="0"/>
+        </w:rPr>
+        <w:t xml:space="preserve"> I will keep</w:t>
       </w:r>
     </w:p>
     <w:p>
@@ -3450,8 +5718,26 @@
       </w:r>
     </w:p>
     <w:p>
-      <w:r>
-        <w:t>Your teacher has the independent answer and scoring criteria. Complete the matching workbook week to keep your practice evidence together.</w:t>
+      <w:pPr>
+        <w:spacing w:line="336" w:lineRule="auto" w:after="180"/>
+      </w:pPr>
+      <w:r>
+        <w:rPr>
+          <w:b w:val="0"/>
+        </w:rPr>
+        <w:t xml:space="preserve">Your teacher has the independent answer and scoring criteria. Complete the matching workbook week to keep your practice </w:t>
+      </w:r>
+      <w:r>
+        <w:rPr>
+          <w:b/>
+        </w:rPr>
+        <w:t>evidence</w:t>
+      </w:r>
+      <w:r>
+        <w:rPr>
+          <w:b w:val="0"/>
+        </w:rPr>
+        <w:t xml:space="preserve"> together.</w:t>
       </w:r>
     </w:p>
     <w:p>
@@ -3463,7 +5749,14 @@
       </w:r>
     </w:p>
     <w:p>
-      <w:r>
+      <w:pPr>
+        <w:spacing w:line="336" w:lineRule="auto" w:after="180"/>
+        <w:shd w:fill="F5F1FB"/>
+      </w:pPr>
+      <w:r>
+        <w:rPr>
+          <w:b w:val="0"/>
+        </w:rPr>
         <w:t>Actual=[3,8,10], predicted=[5,5,11]. Compute signed residuals and MAE. A student averages residuals and gets zero; is that MAE?</w:t>
       </w:r>
     </w:p>
@@ -3519,8 +5812,25 @@
       </w:r>
     </w:p>
     <w:p>
-      <w:r>
-        <w:t>Attempt the independent case before hints. Record whether you worked alone, used a hint or followed a model. After feedback, fix the first unsupported step and explain why it changed. A later check uses a changed case, not a copied answer.</w:t>
+      <w:pPr>
+        <w:spacing w:line="336" w:lineRule="auto" w:after="180"/>
+      </w:pPr>
+      <w:r>
+        <w:rPr>
+          <w:b w:val="0"/>
+        </w:rPr>
+        <w:t>Attempt the independent case before hints. Record whether you worked alone, used a hint or followed a model. After feedback, fix the first unsupported step and explain why it changed.</w:t>
+      </w:r>
+    </w:p>
+    <w:p>
+      <w:pPr>
+        <w:spacing w:line="336" w:lineRule="auto" w:after="180"/>
+      </w:pPr>
+      <w:r>
+        <w:rPr>
+          <w:b w:val="0"/>
+        </w:rPr>
+        <w:t>A later check uses a changed case, not a copied answer.</w:t>
       </w:r>
     </w:p>
     <w:p>
@@ -3533,7 +5843,30 @@
     </w:p>
     <w:p>
       <w:r>
-        <w:t>Start with this question: Compare absolute and squared error without losing track of units.</w:t>
+        <w:t>Use this map to navigate Absolute Error and MAE, connect the goals to tasks and keep one evidence record for each attempt.</w:t>
+      </w:r>
+    </w:p>
+    <w:p>
+      <w:pPr>
+        <w:spacing w:line="336" w:lineRule="auto" w:after="180"/>
+      </w:pPr>
+      <w:r>
+        <w:rPr>
+          <w:b w:val="0"/>
+        </w:rPr>
+        <w:t xml:space="preserve">Start with this question: Compare absolute and squared error without losing track of </w:t>
+      </w:r>
+      <w:r>
+        <w:rPr>
+          <w:b/>
+        </w:rPr>
+        <w:t>unit</w:t>
+      </w:r>
+      <w:r>
+        <w:rPr>
+          <w:b w:val="0"/>
+        </w:rPr>
+        <w:t>s.</w:t>
       </w:r>
     </w:p>
     <w:tbl>
@@ -3639,13 +5972,61 @@
       </w:tr>
     </w:tbl>
     <w:p>
-      <w:r>
-        <w:t>Remember → watch and explain → try with help → investigate → try independently → keep project evidence. Your teacher may spread this lesson across several classes.</w:t>
-      </w:r>
-    </w:p>
-    <w:p>
-      <w:r>
-        <w:t>Keep your first prediction. Compare it with what the evidence shows and explain any change.</w:t>
+      <w:pPr>
+        <w:spacing w:line="336" w:lineRule="auto" w:after="180"/>
+      </w:pPr>
+      <w:r>
+        <w:rPr>
+          <w:b w:val="0"/>
+        </w:rPr>
+        <w:t xml:space="preserve">Remember → watch and explain → try with help → investigate → try independently → keep project </w:t>
+      </w:r>
+      <w:r>
+        <w:rPr>
+          <w:b/>
+        </w:rPr>
+        <w:t>evidence</w:t>
+      </w:r>
+      <w:r>
+        <w:rPr>
+          <w:b w:val="0"/>
+        </w:rPr>
+        <w:t>. Your teacher may spread this lesson across several classes.</w:t>
+      </w:r>
+    </w:p>
+    <w:p>
+      <w:pPr>
+        <w:spacing w:line="336" w:lineRule="auto" w:after="180"/>
+      </w:pPr>
+      <w:r>
+        <w:rPr>
+          <w:b w:val="0"/>
+        </w:rPr>
+        <w:t xml:space="preserve">Keep your first </w:t>
+      </w:r>
+      <w:r>
+        <w:rPr>
+          <w:b/>
+        </w:rPr>
+        <w:t>prediction</w:t>
+      </w:r>
+      <w:r>
+        <w:rPr>
+          <w:b w:val="0"/>
+        </w:rPr>
+        <w:t xml:space="preserve">. Compare it with what the </w:t>
+      </w:r>
+      <w:r>
+        <w:rPr>
+          <w:b/>
+        </w:rPr>
+        <w:t>evidence</w:t>
+      </w:r>
+      <w:r>
+        <w:rPr>
+          <w:b w:val="0"/>
+        </w:rPr>
+        <w:t xml:space="preserve"> shows and explain any change.</w:t>
       </w:r>
     </w:p>
     <w:p>
@@ -3658,7 +6039,24 @@
     </w:p>
     <w:p>
       <w:r>
-        <w:t>Close your notes. Explain this goal in your own words: Calculate MAE MSE and RMSE</w:t>
+        <w:t>Explain Absolute Error and MAE without notes, identify a remaining question and plan a later check with a changed case.</w:t>
+      </w:r>
+    </w:p>
+    <w:p>
+      <w:pPr>
+        <w:spacing w:line="336" w:lineRule="auto" w:after="180"/>
+      </w:pPr>
+      <w:r>
+        <w:rPr>
+          <w:b w:val="0"/>
+        </w:rPr>
+        <w:t xml:space="preserve">Close your notes. Explain this goal in your own words: Calculate MAE MSE and </w:t>
+      </w:r>
+      <w:r>
+        <w:rPr>
+          <w:b/>
+        </w:rPr>
+        <w:t>RMSE</w:t>
       </w:r>
     </w:p>
     <w:p>
@@ -3695,13 +6093,61 @@
       </w:r>
     </w:p>
     <w:p>
-      <w:r>
-        <w:t>If you are unsure, return to the worked picture and explain one arrow. If you are ready, change an input or assumption and justify your prediction.</w:t>
-      </w:r>
-    </w:p>
-    <w:p>
-      <w:r>
-        <w:t>Save your workbook evidence. At the next review, try a different case before opening your old answer.</w:t>
+      <w:pPr>
+        <w:spacing w:line="336" w:lineRule="auto" w:after="180"/>
+      </w:pPr>
+      <w:r>
+        <w:rPr>
+          <w:b w:val="0"/>
+        </w:rPr>
+        <w:t xml:space="preserve">If you are unsure, return to the worked picture and explain one arrow. If you are ready, change an </w:t>
+      </w:r>
+      <w:r>
+        <w:rPr>
+          <w:b/>
+        </w:rPr>
+        <w:t>input</w:t>
+      </w:r>
+      <w:r>
+        <w:rPr>
+          <w:b w:val="0"/>
+        </w:rPr>
+        <w:t xml:space="preserve"> or assumption and justify your </w:t>
+      </w:r>
+      <w:r>
+        <w:rPr>
+          <w:b/>
+        </w:rPr>
+        <w:t>prediction</w:t>
+      </w:r>
+      <w:r>
+        <w:rPr>
+          <w:b w:val="0"/>
+        </w:rPr>
+        <w:t>.</w:t>
+      </w:r>
+    </w:p>
+    <w:p>
+      <w:pPr>
+        <w:spacing w:line="336" w:lineRule="auto" w:after="180"/>
+      </w:pPr>
+      <w:r>
+        <w:rPr>
+          <w:b w:val="0"/>
+        </w:rPr>
+        <w:t xml:space="preserve">Save your workbook </w:t>
+      </w:r>
+      <w:r>
+        <w:rPr>
+          <w:b/>
+        </w:rPr>
+        <w:t>evidence</w:t>
+      </w:r>
+      <w:r>
+        <w:rPr>
+          <w:b w:val="0"/>
+        </w:rPr>
+        <w:t>. At the next review, try a different case before opening your old answer.</w:t>
       </w:r>
     </w:p>
     <w:p>
@@ -3714,12 +6160,41 @@
     </w:p>
     <w:p>
       <w:r>
+        <w:t>Attempt supported questions before using hints or feedback. Review a missing building block, then keep the completed work.</w:t>
+      </w:r>
+    </w:p>
+    <w:p>
+      <w:pPr>
+        <w:spacing w:line="336" w:lineRule="auto" w:after="180"/>
+      </w:pPr>
+      <w:r>
+        <w:rPr>
+          <w:b w:val="0"/>
+        </w:rPr>
         <w:t>Use this supported practice once, in the browser or on paper. Keep the reserved independent assessment for a separate first attempt before teacher feedback.</w:t>
       </w:r>
     </w:p>
     <w:p>
-      <w:r>
-        <w:t>Compare absolute and squared error without losing track of units.</w:t>
+      <w:pPr>
+        <w:spacing w:line="336" w:lineRule="auto" w:after="180"/>
+      </w:pPr>
+      <w:r>
+        <w:rPr>
+          <w:b w:val="0"/>
+        </w:rPr>
+        <w:t xml:space="preserve">Compare absolute and squared error without losing track of </w:t>
+      </w:r>
+      <w:r>
+        <w:rPr>
+          <w:b/>
+        </w:rPr>
+        <w:t>unit</w:t>
+      </w:r>
+      <w:r>
+        <w:rPr>
+          <w:b w:val="0"/>
+        </w:rPr>
+        <w:t>s.</w:t>
       </w:r>
     </w:p>
     <w:p>
@@ -3731,22 +6206,73 @@
       </w:r>
     </w:p>
     <w:p>
-      <w:r>
-        <w:t>Which labelled step matches this detail? RMSE=sqrt(14/3), approximately2.16 cm.</w:t>
-      </w:r>
-    </w:p>
-    <w:p>
-      <w:r>
-        <w:t>1. Absolute errors</w:t>
-      </w:r>
-    </w:p>
-    <w:p>
-      <w:r>
+      <w:pPr>
+        <w:spacing w:line="336" w:lineRule="auto" w:after="180"/>
+      </w:pPr>
+      <w:r>
+        <w:rPr>
+          <w:b w:val="0"/>
+        </w:rPr>
+        <w:t xml:space="preserve">Which labelled step matches this detail? </w:t>
+      </w:r>
+      <w:r>
+        <w:rPr>
+          <w:b/>
+        </w:rPr>
+        <w:t>RMSE</w:t>
+      </w:r>
+      <w:r>
+        <w:rPr>
+          <w:b w:val="0"/>
+        </w:rPr>
+        <w:t>=sqrt(14/3), approximately2.16 cm.</w:t>
+      </w:r>
+    </w:p>
+    <w:p>
+      <w:pPr>
+        <w:spacing w:line="336" w:lineRule="auto" w:after="180"/>
+        <w:shd w:fill="F4F9FC"/>
+      </w:pPr>
+      <w:r>
+        <w:rPr>
+          <w:b w:val="0"/>
+        </w:rPr>
+        <w:t xml:space="preserve">1. </w:t>
+      </w:r>
+      <w:r>
+        <w:rPr>
+          <w:b/>
+        </w:rPr>
+        <w:t>Absolute error</w:t>
+      </w:r>
+      <w:r>
+        <w:rPr>
+          <w:b w:val="0"/>
+        </w:rPr>
+        <w:t>s</w:t>
+      </w:r>
+    </w:p>
+    <w:p>
+      <w:pPr>
+        <w:spacing w:line="336" w:lineRule="auto" w:after="180"/>
+        <w:shd w:fill="F4F9FC"/>
+      </w:pPr>
+      <w:r>
+        <w:rPr>
+          <w:b w:val="0"/>
+        </w:rPr>
         <w:t>2. Root squared error</w:t>
       </w:r>
     </w:p>
     <w:p>
-      <w:r>
+      <w:pPr>
+        <w:spacing w:line="336" w:lineRule="auto" w:after="180"/>
+        <w:shd w:fill="F4F9FC"/>
+      </w:pPr>
+      <w:r>
+        <w:rPr>
+          <w:b w:val="0"/>
+        </w:rPr>
         <w:t>3. Squared errors</w:t>
       </w:r>
     </w:p>
@@ -3784,41 +6310,191 @@
       </w:r>
     </w:p>
     <w:p>
-      <w:r>
+      <w:pPr>
+        <w:pStyle w:val="Heading3"/>
+      </w:pPr>
+      <w:r>
+        <w:t>Hint · try first</w:t>
+      </w:r>
+    </w:p>
+    <w:p>
+      <w:pPr>
+        <w:spacing w:line="336" w:lineRule="auto" w:after="180"/>
+        <w:shd w:fill="F1F6F8"/>
+      </w:pPr>
+      <w:r>
+        <w:rPr>
+          <w:b w:val="0"/>
+        </w:rPr>
         <w:t>Hint if needed: Read the steps in the pictorial case. Match the supplied detail to the stage that performs or records it.</w:t>
       </w:r>
     </w:p>
     <w:p>
-      <w:r>
-        <w:t>After your attempt, compare with the supported explanation: Root squared error RMSE=sqrt(14/3), approximately2.16 cm. Read the picture in order. RMSE=sqrt(14/3), approximately2.16 cm. The arrows show which recorded input or intermediate result each decision uses. Explain the deciding step aloud before checking the changed case; pointing to the final answer alone does not show how it follows.</w:t>
-      </w:r>
-    </w:p>
-    <w:p>
       <w:pPr>
         <w:pStyle w:val="Heading3"/>
       </w:pPr>
       <w:r>
+        <w:t>Feedback · compare after trying</w:t>
+      </w:r>
+    </w:p>
+    <w:p>
+      <w:pPr>
+        <w:spacing w:line="336" w:lineRule="auto" w:after="180"/>
+        <w:shd w:fill="F1F6FC"/>
+      </w:pPr>
+      <w:r>
+        <w:rPr>
+          <w:b w:val="0"/>
+        </w:rPr>
+        <w:t xml:space="preserve">After your attempt, compare with the supported explanation: Root squared error </w:t>
+      </w:r>
+      <w:r>
+        <w:rPr>
+          <w:b/>
+        </w:rPr>
+        <w:t>RMSE</w:t>
+      </w:r>
+      <w:r>
+        <w:rPr>
+          <w:b w:val="0"/>
+        </w:rPr>
+        <w:t xml:space="preserve">=sqrt(14/3), approximately2.16 cm. Read the picture in order. </w:t>
+      </w:r>
+      <w:r>
+        <w:rPr>
+          <w:b/>
+        </w:rPr>
+        <w:t>RMSE</w:t>
+      </w:r>
+      <w:r>
+        <w:rPr>
+          <w:b w:val="0"/>
+        </w:rPr>
+        <w:t>=sqrt(14/3), approximately2.16 cm.</w:t>
+      </w:r>
+    </w:p>
+    <w:p>
+      <w:pPr>
+        <w:spacing w:line="336" w:lineRule="auto" w:after="180"/>
+        <w:shd w:fill="F1F6FC"/>
+      </w:pPr>
+      <w:r>
+        <w:rPr>
+          <w:b w:val="0"/>
+        </w:rPr>
+        <w:t xml:space="preserve">The arrows show which recorded </w:t>
+      </w:r>
+      <w:r>
+        <w:rPr>
+          <w:b/>
+        </w:rPr>
+        <w:t>input</w:t>
+      </w:r>
+      <w:r>
+        <w:rPr>
+          <w:b w:val="0"/>
+        </w:rPr>
+        <w:t xml:space="preserve"> or intermediate result each decision uses. Explain the deciding step aloud before checking the changed case; pointing to the final answer alone does not show how it follows.</w:t>
+      </w:r>
+    </w:p>
+    <w:p>
+      <w:pPr>
+        <w:pStyle w:val="Heading3"/>
+      </w:pPr>
+      <w:r>
         <w:t>Practice 2: explain the deciding evidence</w:t>
       </w:r>
     </w:p>
     <w:p>
-      <w:r>
+      <w:pPr>
+        <w:pStyle w:val="Heading3"/>
+      </w:pPr>
+      <w:r>
+        <w:t>Changed case · predict first</w:t>
+      </w:r>
+    </w:p>
+    <w:p>
+      <w:pPr>
+        <w:spacing w:line="336" w:lineRule="auto" w:after="180"/>
+        <w:shd w:fill="F5F1FB"/>
+      </w:pPr>
+      <w:r>
+        <w:rPr>
+          <w:b w:val="0"/>
+        </w:rPr>
         <w:t>Changed-case practice: Convert every residual to millimetres. Which conclusion is supported by the supplied facts?</w:t>
       </w:r>
     </w:p>
     <w:p>
-      <w:r>
-        <w:t>1. MAE becomes20 mm; MSE becomes1400/3 mm²; RMSE becomes about21.60 mm.</w:t>
-      </w:r>
-    </w:p>
-    <w:p>
-      <w:r>
-        <w:t>2. This one example guarantees correct results for every future input.</w:t>
-      </w:r>
-    </w:p>
-    <w:p>
-      <w:r>
-        <w:t>3. We can decide the result without examining the changed input or the procedure.</w:t>
+      <w:pPr>
+        <w:spacing w:line="336" w:lineRule="auto" w:after="180"/>
+        <w:shd w:fill="F4F9FC"/>
+      </w:pPr>
+      <w:r>
+        <w:rPr>
+          <w:b w:val="0"/>
+        </w:rPr>
+        <w:t xml:space="preserve">1. MAE becomes20 mm; MSE becomes1400/3 mm²; </w:t>
+      </w:r>
+      <w:r>
+        <w:rPr>
+          <w:b/>
+        </w:rPr>
+        <w:t>RMSE</w:t>
+      </w:r>
+      <w:r>
+        <w:rPr>
+          <w:b w:val="0"/>
+        </w:rPr>
+        <w:t xml:space="preserve"> becomes about21.60 mm.</w:t>
+      </w:r>
+    </w:p>
+    <w:p>
+      <w:pPr>
+        <w:spacing w:line="336" w:lineRule="auto" w:after="180"/>
+        <w:shd w:fill="F4F9FC"/>
+      </w:pPr>
+      <w:r>
+        <w:rPr>
+          <w:b w:val="0"/>
+        </w:rPr>
+        <w:t xml:space="preserve">2. This one example guarantees correct results for every future </w:t>
+      </w:r>
+      <w:r>
+        <w:rPr>
+          <w:b/>
+        </w:rPr>
+        <w:t>input</w:t>
+      </w:r>
+      <w:r>
+        <w:rPr>
+          <w:b w:val="0"/>
+        </w:rPr>
+        <w:t>.</w:t>
+      </w:r>
+    </w:p>
+    <w:p>
+      <w:pPr>
+        <w:spacing w:line="336" w:lineRule="auto" w:after="180"/>
+        <w:shd w:fill="F4F9FC"/>
+      </w:pPr>
+      <w:r>
+        <w:rPr>
+          <w:b w:val="0"/>
+        </w:rPr>
+        <w:t xml:space="preserve">3. We can decide the result without examining the changed </w:t>
+      </w:r>
+      <w:r>
+        <w:rPr>
+          <w:b/>
+        </w:rPr>
+        <w:t>input</w:t>
+      </w:r>
+      <w:r>
+        <w:rPr>
+          <w:b w:val="0"/>
+        </w:rPr>
+        <w:t xml:space="preserve"> or the procedure.</w:t>
       </w:r>
     </w:p>
     <w:p>
@@ -3855,36 +6531,225 @@
       </w:r>
     </w:p>
     <w:p>
-      <w:r>
+      <w:pPr>
+        <w:pStyle w:val="Heading3"/>
+      </w:pPr>
+      <w:r>
+        <w:t>Hint · try first</w:t>
+      </w:r>
+    </w:p>
+    <w:p>
+      <w:pPr>
+        <w:spacing w:line="336" w:lineRule="auto" w:after="180"/>
+        <w:shd w:fill="F1F6F8"/>
+      </w:pPr>
+      <w:r>
+        <w:rPr>
+          <w:b w:val="0"/>
+        </w:rPr>
         <w:t>Hint if needed: Use the changed condition and the deciding step in the pictorial trace. The answer must say what follows from those facts.</w:t>
       </w:r>
     </w:p>
     <w:p>
-      <w:r>
-        <w:t>After your attempt, compare with the supported explanation: MAE becomes20 mm; MSE becomes1400/3 mm²; RMSE becomes about21.60 mm. Residuals scale by10; squares scale by100, while the square root returns a length unit.</w:t>
-      </w:r>
-    </w:p>
-    <w:p>
       <w:pPr>
         <w:pStyle w:val="Heading3"/>
       </w:pPr>
       <w:r>
+        <w:t>Feedback · compare after trying</w:t>
+      </w:r>
+    </w:p>
+    <w:p>
+      <w:pPr>
+        <w:spacing w:line="336" w:lineRule="auto" w:after="180"/>
+        <w:shd w:fill="F1F6FC"/>
+      </w:pPr>
+      <w:r>
+        <w:rPr>
+          <w:b w:val="0"/>
+        </w:rPr>
+        <w:t xml:space="preserve">After your attempt, compare with the supported explanation: MAE becomes20 mm; MSE becomes1400/3 mm²; </w:t>
+      </w:r>
+      <w:r>
+        <w:rPr>
+          <w:b/>
+        </w:rPr>
+        <w:t>RMSE</w:t>
+      </w:r>
+      <w:r>
+        <w:rPr>
+          <w:b w:val="0"/>
+        </w:rPr>
+        <w:t xml:space="preserve"> becomes about21.60 mm. Residuals scale by10; squares scale by100, while the square root returns a length </w:t>
+      </w:r>
+      <w:r>
+        <w:rPr>
+          <w:b/>
+        </w:rPr>
+        <w:t>unit</w:t>
+      </w:r>
+      <w:r>
+        <w:rPr>
+          <w:b w:val="0"/>
+        </w:rPr>
+        <w:t>.</w:t>
+      </w:r>
+    </w:p>
+    <w:p>
+      <w:pPr>
+        <w:pStyle w:val="Heading3"/>
+      </w:pPr>
+      <w:r>
         <w:t>Repair a missing building block</w:t>
       </w:r>
     </w:p>
     <w:p>
-      <w:r>
-        <w:t>Review Mean, Median, and Baselines (ai-4/20). Goal: Fit mean and median constant baselines on training targets. Short practice: Does either original baseline win under evaluation MAE? Point to the relevant step in the picture, then write the changed result and the rule or evidence that supports it.. Return to this week and explain what you changed.</w:t>
-      </w:r>
-    </w:p>
-    <w:p>
-      <w:r>
-        <w:t>Review Error Analysis (ai-4/18). Goal: Categorize development errors using evidence. Short practice: What evidence would support the claim that a change helps fresh dim-light images? Point to the relevant step in the picture, then write the changed result and the rule or evidence that supports it.. Return to this week and explain what you changed.</w:t>
-      </w:r>
-    </w:p>
-    <w:p>
-      <w:r>
-        <w:t>Review Confusion Matrix (ai-4/15). Goal: Build a labelled confusion matrix from matched reference and prediction pairs. Short practice: Why is adding TP alone without reducing FN an incorrect revision? Point to the relevant step in the picture, then write the changed result and the rule or evidence that supports it.. Return to this week and explain what you changed.</w:t>
+      <w:pPr>
+        <w:spacing w:line="336" w:lineRule="auto" w:after="180"/>
+      </w:pPr>
+      <w:r>
+        <w:rPr>
+          <w:b w:val="0"/>
+        </w:rPr>
+        <w:t xml:space="preserve">Review Mean, Median, and Baselines (ai-4/20). Goal: Fit mean and median constant baselines on </w:t>
+      </w:r>
+      <w:r>
+        <w:rPr>
+          <w:b/>
+        </w:rPr>
+        <w:t>training</w:t>
+      </w:r>
+      <w:r>
+        <w:rPr>
+          <w:b w:val="0"/>
+        </w:rPr>
+        <w:t xml:space="preserve"> targets. Short practice: Does either original baseline win under evaluation MAE?</w:t>
+      </w:r>
+    </w:p>
+    <w:p>
+      <w:pPr>
+        <w:spacing w:line="336" w:lineRule="auto" w:after="180"/>
+      </w:pPr>
+      <w:r>
+        <w:rPr>
+          <w:b w:val="0"/>
+        </w:rPr>
+        <w:t xml:space="preserve">Point to the relevant step in the picture, then write the changed result and the rule or </w:t>
+      </w:r>
+      <w:r>
+        <w:rPr>
+          <w:b/>
+        </w:rPr>
+        <w:t>evidence</w:t>
+      </w:r>
+      <w:r>
+        <w:rPr>
+          <w:b w:val="0"/>
+        </w:rPr>
+        <w:t xml:space="preserve"> that supports it.. Return to this week and explain what you changed.</w:t>
+      </w:r>
+    </w:p>
+    <w:p>
+      <w:pPr>
+        <w:spacing w:line="336" w:lineRule="auto" w:after="180"/>
+      </w:pPr>
+      <w:r>
+        <w:rPr>
+          <w:b w:val="0"/>
+        </w:rPr>
+        <w:t xml:space="preserve">Review Error Analysis (ai-4/18). Goal: Categorize development errors using </w:t>
+      </w:r>
+      <w:r>
+        <w:rPr>
+          <w:b/>
+        </w:rPr>
+        <w:t>evidence</w:t>
+      </w:r>
+      <w:r>
+        <w:rPr>
+          <w:b w:val="0"/>
+        </w:rPr>
+        <w:t xml:space="preserve">. Short practice: What </w:t>
+      </w:r>
+      <w:r>
+        <w:rPr>
+          <w:b/>
+        </w:rPr>
+        <w:t>evidence</w:t>
+      </w:r>
+      <w:r>
+        <w:rPr>
+          <w:b w:val="0"/>
+        </w:rPr>
+        <w:t xml:space="preserve"> would support the claim that a change helps fresh dim-light images?</w:t>
+      </w:r>
+    </w:p>
+    <w:p>
+      <w:pPr>
+        <w:spacing w:line="336" w:lineRule="auto" w:after="180"/>
+      </w:pPr>
+      <w:r>
+        <w:rPr>
+          <w:b w:val="0"/>
+        </w:rPr>
+        <w:t xml:space="preserve">Point to the relevant step in the picture, then write the changed result and the rule or </w:t>
+      </w:r>
+      <w:r>
+        <w:rPr>
+          <w:b/>
+        </w:rPr>
+        <w:t>evidence</w:t>
+      </w:r>
+      <w:r>
+        <w:rPr>
+          <w:b w:val="0"/>
+        </w:rPr>
+        <w:t xml:space="preserve"> that supports it.. Return to this week and explain what you changed.</w:t>
+      </w:r>
+    </w:p>
+    <w:p>
+      <w:pPr>
+        <w:spacing w:line="336" w:lineRule="auto" w:after="180"/>
+      </w:pPr>
+      <w:r>
+        <w:rPr>
+          <w:b w:val="0"/>
+        </w:rPr>
+        <w:t xml:space="preserve">Review Confusion Matrix (ai-4/15). Goal: Build a labelled confusion matrix from matched reference and </w:t>
+      </w:r>
+      <w:r>
+        <w:rPr>
+          <w:b/>
+        </w:rPr>
+        <w:t>prediction</w:t>
+      </w:r>
+      <w:r>
+        <w:rPr>
+          <w:b w:val="0"/>
+        </w:rPr>
+        <w:t xml:space="preserve"> pairs. Short practice: Why is adding TP alone without reducing FN an incorrect revision?</w:t>
+      </w:r>
+    </w:p>
+    <w:p>
+      <w:pPr>
+        <w:spacing w:line="336" w:lineRule="auto" w:after="180"/>
+      </w:pPr>
+      <w:r>
+        <w:rPr>
+          <w:b w:val="0"/>
+        </w:rPr>
+        <w:t xml:space="preserve">Point to the relevant step in the picture, then write the changed result and the rule or </w:t>
+      </w:r>
+      <w:r>
+        <w:rPr>
+          <w:b/>
+        </w:rPr>
+        <w:t>evidence</w:t>
+      </w:r>
+      <w:r>
+        <w:rPr>
+          <w:b w:val="0"/>
+        </w:rPr>
+        <w:t xml:space="preserve"> that supports it.. Return to this week and explain what you changed.</w:t>
       </w:r>
     </w:p>
     <w:p>
@@ -3896,8 +6761,61 @@
       </w:r>
     </w:p>
     <w:p>
-      <w:r>
-        <w:t>The browser lab lets you edit the supported Python examples already included in this lesson. Predict first, run, inspect the actual output or error, change one input, then run again. Keep code, predictions, actual results and a reasoned revision together. On paper, label your result as a trace rather than an execution.</w:t>
+      <w:pPr>
+        <w:spacing w:line="336" w:lineRule="auto" w:after="180"/>
+      </w:pPr>
+      <w:r>
+        <w:rPr>
+          <w:b w:val="0"/>
+        </w:rPr>
+        <w:t xml:space="preserve">The browser lab lets you edit the supported Python examples already included in this lesson. Predict first, run, inspect the actual </w:t>
+      </w:r>
+      <w:r>
+        <w:rPr>
+          <w:b/>
+        </w:rPr>
+        <w:t>output</w:t>
+      </w:r>
+      <w:r>
+        <w:rPr>
+          <w:b w:val="0"/>
+        </w:rPr>
+        <w:t xml:space="preserve"> or error, change one </w:t>
+      </w:r>
+      <w:r>
+        <w:rPr>
+          <w:b/>
+        </w:rPr>
+        <w:t>input</w:t>
+      </w:r>
+      <w:r>
+        <w:rPr>
+          <w:b w:val="0"/>
+        </w:rPr>
+        <w:t>, then run again.</w:t>
+      </w:r>
+    </w:p>
+    <w:p>
+      <w:pPr>
+        <w:spacing w:line="336" w:lineRule="auto" w:after="180"/>
+      </w:pPr>
+      <w:r>
+        <w:rPr>
+          <w:b w:val="0"/>
+        </w:rPr>
+        <w:t xml:space="preserve">Keep code, </w:t>
+      </w:r>
+      <w:r>
+        <w:rPr>
+          <w:b/>
+        </w:rPr>
+        <w:t>prediction</w:t>
+      </w:r>
+      <w:r>
+        <w:rPr>
+          <w:b w:val="0"/>
+        </w:rPr>
+        <w:t>s, actual results and a reasoned revision together. On paper, label your result as a trace rather than an execution.</w:t>
       </w:r>
     </w:p>
     <w:p>
@@ -3909,8 +6827,716 @@
       </w:r>
     </w:p>
     <w:p>
-      <w:r>
-        <w:t>Use Download completed work in the hosted lesson to export your answers, reflections, practice feedback and code-run evidence. Open the HTML copy to read or print it. Drafts stay in this browser when storage is available; clear drafts on a shared device.</w:t>
+      <w:pPr>
+        <w:spacing w:line="336" w:lineRule="auto" w:after="180"/>
+      </w:pPr>
+      <w:r>
+        <w:rPr>
+          <w:b w:val="0"/>
+        </w:rPr>
+        <w:t xml:space="preserve">Use Download completed work in the hosted lesson to export your answers, reflections, practice feedback and code-run </w:t>
+      </w:r>
+      <w:r>
+        <w:rPr>
+          <w:b/>
+        </w:rPr>
+        <w:t>evidence</w:t>
+      </w:r>
+      <w:r>
+        <w:rPr>
+          <w:b w:val="0"/>
+        </w:rPr>
+        <w:t>. Open the HTML copy to read or print it.</w:t>
+      </w:r>
+    </w:p>
+    <w:p>
+      <w:pPr>
+        <w:spacing w:line="336" w:lineRule="auto" w:after="180"/>
+      </w:pPr>
+      <w:r>
+        <w:rPr>
+          <w:b w:val="0"/>
+        </w:rPr>
+        <w:t>Drafts stay in this browser when storage is available; clear drafts on a shared device.</w:t>
+      </w:r>
+    </w:p>
+    <w:p>
+      <w:pPr>
+        <w:pStyle w:val="Heading1"/>
+      </w:pPr>
+      <w:r>
+        <w:t>18. Visual concept journey</w:t>
+      </w:r>
+    </w:p>
+    <w:p>
+      <w:r>
+        <w:t>Explain each Absolute Error and MAE graphic using its labels, deciding evidence and relevant limitation.</w:t>
+      </w:r>
+    </w:p>
+    <w:p>
+      <w:pPr>
+        <w:pStyle w:val="Heading3"/>
+      </w:pPr>
+      <w:r>
+        <w:t>01. Absolute Error and MAE: the case</w:t>
+      </w:r>
+    </w:p>
+    <w:p>
+      <w:r>
+        <w:drawing>
+          <wp:inline xmlns:a="http://schemas.openxmlformats.org/drawingml/2006/main" xmlns:pic="http://schemas.openxmlformats.org/drawingml/2006/picture">
+            <wp:extent cx="5486400" cy="2990088"/>
+            <wp:docPr id="22" name="Picture 22" descr="Compare absolute and squared error without losing track of units. Supplied facts: Residuals are [-1, 2, 3] cm. Use MAE=mean absolute residual and MSE=mean squared residual. All inputs and outcomes in this worked example are invented classroom data; no real model run is claimed."/>
+            <wp:cNvGraphicFramePr>
+              <a:graphicFrameLocks noChangeAspect="1"/>
+            </wp:cNvGraphicFramePr>
+            <a:graphic>
+              <a:graphicData uri="http://schemas.openxmlformats.org/drawingml/2006/picture">
+                <pic:pic>
+                  <pic:nvPicPr>
+                    <pic:cNvPr id="0" name="academy-story-ai-4-21-01.png"/>
+                    <pic:cNvPicPr/>
+                  </pic:nvPicPr>
+                  <pic:blipFill>
+                    <a:blip r:embed="rId29"/>
+                    <a:stretch>
+                      <a:fillRect/>
+                    </a:stretch>
+                  </pic:blipFill>
+                  <pic:spPr>
+                    <a:xfrm>
+                      <a:off x="0" y="0"/>
+                      <a:ext cx="5486400" cy="2990088"/>
+                    </a:xfrm>
+                    <a:prstGeom prst="rect"/>
+                  </pic:spPr>
+                </pic:pic>
+              </a:graphicData>
+            </a:graphic>
+          </wp:inline>
+        </w:drawing>
+      </w:r>
+    </w:p>
+    <w:p>
+      <w:pPr>
+        <w:spacing w:line="336" w:lineRule="auto" w:after="180"/>
+      </w:pPr>
+      <w:r>
+        <w:rPr>
+          <w:b w:val="0"/>
+        </w:rPr>
+        <w:t xml:space="preserve">Compare absolute and squared error without losing track of </w:t>
+      </w:r>
+      <w:r>
+        <w:rPr>
+          <w:b/>
+        </w:rPr>
+        <w:t>unit</w:t>
+      </w:r>
+      <w:r>
+        <w:rPr>
+          <w:b w:val="0"/>
+        </w:rPr>
+        <w:t>s. Supplied facts: Residuals are [-1, 2, 3] cm. Use MAE=mean absolute residual and MSE=mean squared residual.</w:t>
+      </w:r>
+    </w:p>
+    <w:p>
+      <w:pPr>
+        <w:spacing w:line="336" w:lineRule="auto" w:after="180"/>
+      </w:pPr>
+      <w:r>
+        <w:rPr>
+          <w:b w:val="0"/>
+        </w:rPr>
+        <w:t xml:space="preserve">All </w:t>
+      </w:r>
+      <w:r>
+        <w:rPr>
+          <w:b/>
+        </w:rPr>
+        <w:t>input</w:t>
+      </w:r>
+      <w:r>
+        <w:rPr>
+          <w:b w:val="0"/>
+        </w:rPr>
+        <w:t>s and outcomes in this worked example are invented classroom data; no real model run is claimed.</w:t>
+      </w:r>
+    </w:p>
+    <w:p>
+      <w:pPr>
+        <w:spacing w:line="336" w:lineRule="auto" w:after="180"/>
+        <w:shd w:fill="F5F1FB"/>
+      </w:pPr>
+      <w:r>
+        <w:rPr>
+          <w:b w:val="0"/>
+        </w:rPr>
+        <w:t>Point to the given fact that matters most. Explain why it matters.</w:t>
+      </w:r>
+    </w:p>
+    <w:p>
+      <w:pPr>
+        <w:pStyle w:val="Heading3"/>
+      </w:pPr>
+      <w:r>
+        <w:t>02. Follow the deciding steps</w:t>
+      </w:r>
+    </w:p>
+    <w:p>
+      <w:r>
+        <w:drawing>
+          <wp:inline xmlns:a="http://schemas.openxmlformats.org/drawingml/2006/main" xmlns:pic="http://schemas.openxmlformats.org/drawingml/2006/picture">
+            <wp:extent cx="5486400" cy="3182112"/>
+            <wp:docPr id="23" name="Picture 23" descr="Absolute errors: Absolute values1, 2, 3 give MAE6/3=2 cm. → Squared errors: Squares1, 4, 9 give MSE14/3 cm², approximately = 4.67 cm². → Root squared error: RMSE=sqrt(14/3), approximately2.16 cm."/>
+            <wp:cNvGraphicFramePr>
+              <a:graphicFrameLocks noChangeAspect="1"/>
+            </wp:cNvGraphicFramePr>
+            <a:graphic>
+              <a:graphicData uri="http://schemas.openxmlformats.org/drawingml/2006/picture">
+                <pic:pic>
+                  <pic:nvPicPr>
+                    <pic:cNvPr id="0" name="academy-story-ai-4-21-02.png"/>
+                    <pic:cNvPicPr/>
+                  </pic:nvPicPr>
+                  <pic:blipFill>
+                    <a:blip r:embed="rId30"/>
+                    <a:stretch>
+                      <a:fillRect/>
+                    </a:stretch>
+                  </pic:blipFill>
+                  <pic:spPr>
+                    <a:xfrm>
+                      <a:off x="0" y="0"/>
+                      <a:ext cx="5486400" cy="3182112"/>
+                    </a:xfrm>
+                    <a:prstGeom prst="rect"/>
+                  </pic:spPr>
+                </pic:pic>
+              </a:graphicData>
+            </a:graphic>
+          </wp:inline>
+        </w:drawing>
+      </w:r>
+    </w:p>
+    <w:p>
+      <w:pPr>
+        <w:spacing w:line="336" w:lineRule="auto" w:after="180"/>
+      </w:pPr>
+      <w:r>
+        <w:rPr>
+          <w:b/>
+        </w:rPr>
+        <w:t>Absolute error</w:t>
+      </w:r>
+      <w:r>
+        <w:rPr>
+          <w:b w:val="0"/>
+        </w:rPr>
+        <w:t xml:space="preserve">s: Absolute values1, 2, 3 give MAE6/3=2 cm. → Squared errors: Squares1, 4, 9 give MSE14/3 cm², approximately = 4.67 cm². → Root squared error: </w:t>
+      </w:r>
+      <w:r>
+        <w:rPr>
+          <w:b/>
+        </w:rPr>
+        <w:t>RMSE</w:t>
+      </w:r>
+      <w:r>
+        <w:rPr>
+          <w:b w:val="0"/>
+        </w:rPr>
+        <w:t>=sqrt(14/3), approximately2.16 cm.</w:t>
+      </w:r>
+    </w:p>
+    <w:p>
+      <w:pPr>
+        <w:spacing w:line="336" w:lineRule="auto" w:after="180"/>
+        <w:shd w:fill="F5F1FB"/>
+      </w:pPr>
+      <w:r>
+        <w:rPr>
+          <w:b w:val="0"/>
+        </w:rPr>
+        <w:t xml:space="preserve">Point to each numbered stage and explain which recorded </w:t>
+      </w:r>
+      <w:r>
+        <w:rPr>
+          <w:b/>
+        </w:rPr>
+        <w:t>input</w:t>
+      </w:r>
+      <w:r>
+        <w:rPr>
+          <w:b w:val="0"/>
+        </w:rPr>
+        <w:t xml:space="preserve"> it uses.</w:t>
+      </w:r>
+    </w:p>
+    <w:p>
+      <w:pPr>
+        <w:pStyle w:val="Heading3"/>
+      </w:pPr>
+      <w:r>
+        <w:t>03. Absolute and squared loss at a glance</w:t>
+      </w:r>
+    </w:p>
+    <w:p>
+      <w:r>
+        <w:drawing>
+          <wp:inline xmlns:a="http://schemas.openxmlformats.org/drawingml/2006/main" xmlns:pic="http://schemas.openxmlformats.org/drawingml/2006/picture">
+            <wp:extent cx="5486400" cy="2834640"/>
+            <wp:docPr id="24" name="Picture 24" descr="Absolute and squared loss at a glance. Residuals | minus 1 plus 2 minus 3 | Signed differences. Absolute values | 1 2 3 | MAE 2 cm. Squares | 1 4 9 | MSE 14 divided by 3"/>
+            <wp:cNvGraphicFramePr>
+              <a:graphicFrameLocks noChangeAspect="1"/>
+            </wp:cNvGraphicFramePr>
+            <a:graphic>
+              <a:graphicData uri="http://schemas.openxmlformats.org/drawingml/2006/picture">
+                <pic:pic>
+                  <pic:nvPicPr>
+                    <pic:cNvPr id="0" name="academy-story-ai-4-21-03.png"/>
+                    <pic:cNvPicPr/>
+                  </pic:nvPicPr>
+                  <pic:blipFill>
+                    <a:blip r:embed="rId31"/>
+                    <a:stretch>
+                      <a:fillRect/>
+                    </a:stretch>
+                  </pic:blipFill>
+                  <pic:spPr>
+                    <a:xfrm>
+                      <a:off x="0" y="0"/>
+                      <a:ext cx="5486400" cy="2834640"/>
+                    </a:xfrm>
+                    <a:prstGeom prst="rect"/>
+                  </pic:spPr>
+                </pic:pic>
+              </a:graphicData>
+            </a:graphic>
+          </wp:inline>
+        </w:drawing>
+      </w:r>
+    </w:p>
+    <w:p>
+      <w:pPr>
+        <w:spacing w:line="336" w:lineRule="auto" w:after="180"/>
+      </w:pPr>
+      <w:r>
+        <w:rPr>
+          <w:b w:val="0"/>
+        </w:rPr>
+        <w:t xml:space="preserve">Absolute and squared </w:t>
+      </w:r>
+      <w:r>
+        <w:rPr>
+          <w:b/>
+        </w:rPr>
+        <w:t>loss</w:t>
+      </w:r>
+      <w:r>
+        <w:rPr>
+          <w:b w:val="0"/>
+        </w:rPr>
+        <w:t xml:space="preserve"> at a glance. Residuals | minus 1 plus 2 minus 3 | Signed differences. Absolute values | 1 2 3 | MAE 2 cm. Squares | 1 4 9 | MSE 14 divided by 3</w:t>
+      </w:r>
+    </w:p>
+    <w:p>
+      <w:pPr>
+        <w:spacing w:line="336" w:lineRule="auto" w:after="180"/>
+        <w:shd w:fill="F5F1FB"/>
+      </w:pPr>
+      <w:r>
+        <w:rPr>
+          <w:b w:val="0"/>
+        </w:rPr>
+        <w:t>Read the labels and values. Explain the relationship the model shows.</w:t>
+      </w:r>
+    </w:p>
+    <w:p>
+      <w:pPr>
+        <w:pStyle w:val="Heading3"/>
+      </w:pPr>
+      <w:r>
+        <w:t>04. Change one thing. Trace what follows.</w:t>
+      </w:r>
+    </w:p>
+    <w:p>
+      <w:r>
+        <w:drawing>
+          <wp:inline xmlns:a="http://schemas.openxmlformats.org/drawingml/2006/main" xmlns:pic="http://schemas.openxmlformats.org/drawingml/2006/picture">
+            <wp:extent cx="5486400" cy="3026664"/>
+            <wp:docPr id="25" name="Picture 25" descr="Original case: RMSE=sqrt(14/3), approximately2.16 cm. Changed condition: Convert every residual to millimetres. Expected result: MAE becomes20 mm; MSE becomes1400/3 mm²; RMSE becomes about21.60 mm. Reason: Residuals scale by10; squares scale by100, while the square root returns a length unit."/>
+            <wp:cNvGraphicFramePr>
+              <a:graphicFrameLocks noChangeAspect="1"/>
+            </wp:cNvGraphicFramePr>
+            <a:graphic>
+              <a:graphicData uri="http://schemas.openxmlformats.org/drawingml/2006/picture">
+                <pic:pic>
+                  <pic:nvPicPr>
+                    <pic:cNvPr id="0" name="academy-story-ai-4-21-04.png"/>
+                    <pic:cNvPicPr/>
+                  </pic:nvPicPr>
+                  <pic:blipFill>
+                    <a:blip r:embed="rId32"/>
+                    <a:stretch>
+                      <a:fillRect/>
+                    </a:stretch>
+                  </pic:blipFill>
+                  <pic:spPr>
+                    <a:xfrm>
+                      <a:off x="0" y="0"/>
+                      <a:ext cx="5486400" cy="3026664"/>
+                    </a:xfrm>
+                    <a:prstGeom prst="rect"/>
+                  </pic:spPr>
+                </pic:pic>
+              </a:graphicData>
+            </a:graphic>
+          </wp:inline>
+        </w:drawing>
+      </w:r>
+    </w:p>
+    <w:p>
+      <w:pPr>
+        <w:spacing w:line="336" w:lineRule="auto" w:after="180"/>
+      </w:pPr>
+      <w:r>
+        <w:rPr>
+          <w:b w:val="0"/>
+        </w:rPr>
+        <w:t xml:space="preserve">Original case: </w:t>
+      </w:r>
+      <w:r>
+        <w:rPr>
+          <w:b/>
+        </w:rPr>
+        <w:t>RMSE</w:t>
+      </w:r>
+      <w:r>
+        <w:rPr>
+          <w:b w:val="0"/>
+        </w:rPr>
+        <w:t xml:space="preserve">=sqrt(14/3), approximately2.16 cm. Changed condition: Convert every residual to millimetres. Expected result: MAE becomes20 mm; MSE becomes1400/3 mm²; </w:t>
+      </w:r>
+      <w:r>
+        <w:rPr>
+          <w:b/>
+        </w:rPr>
+        <w:t>RMSE</w:t>
+      </w:r>
+      <w:r>
+        <w:rPr>
+          <w:b w:val="0"/>
+        </w:rPr>
+        <w:t xml:space="preserve"> becomes about21.60 mm.</w:t>
+      </w:r>
+    </w:p>
+    <w:p>
+      <w:pPr>
+        <w:spacing w:line="336" w:lineRule="auto" w:after="180"/>
+      </w:pPr>
+      <w:r>
+        <w:rPr>
+          <w:b w:val="0"/>
+        </w:rPr>
+        <w:t xml:space="preserve">Reason: Residuals scale by10; squares scale by100, while the square root returns a length </w:t>
+      </w:r>
+      <w:r>
+        <w:rPr>
+          <w:b/>
+        </w:rPr>
+        <w:t>unit</w:t>
+      </w:r>
+      <w:r>
+        <w:rPr>
+          <w:b w:val="0"/>
+        </w:rPr>
+        <w:t>.</w:t>
+      </w:r>
+    </w:p>
+    <w:p>
+      <w:pPr>
+        <w:spacing w:line="336" w:lineRule="auto" w:after="180"/>
+        <w:shd w:fill="F5F1FB"/>
+      </w:pPr>
+      <w:r>
+        <w:rPr>
+          <w:b w:val="0"/>
+        </w:rPr>
+        <w:t>Predict before checking the worked changed-case result. Name what changed and what the supplied facts allow you to conclude.</w:t>
+      </w:r>
+    </w:p>
+    <w:p>
+      <w:pPr>
+        <w:pStyle w:val="Heading3"/>
+      </w:pPr>
+      <w:r>
+        <w:t>05. Connect the explanation to its limit</w:t>
+      </w:r>
+    </w:p>
+    <w:p>
+      <w:r>
+        <w:drawing>
+          <wp:inline xmlns:a="http://schemas.openxmlformats.org/drawingml/2006/main" xmlns:pic="http://schemas.openxmlformats.org/drawingml/2006/picture">
+            <wp:extent cx="5486400" cy="2834640"/>
+            <wp:docPr id="26" name="Picture 26" descr="Read the picture in order. RMSE=sqrt(14/3), approximately2.16 cm. The arrows show which recorded input or intermediate result each decision uses. Explain the deciding step aloud before checking the changed case; pointing to the final answer alone does not show how it follows. Limit: Different loss functions weight large misses differently; a smaller selected loss is not automatically better for every consequence."/>
+            <wp:cNvGraphicFramePr>
+              <a:graphicFrameLocks noChangeAspect="1"/>
+            </wp:cNvGraphicFramePr>
+            <a:graphic>
+              <a:graphicData uri="http://schemas.openxmlformats.org/drawingml/2006/picture">
+                <pic:pic>
+                  <pic:nvPicPr>
+                    <pic:cNvPr id="0" name="academy-story-ai-4-21-05.png"/>
+                    <pic:cNvPicPr/>
+                  </pic:nvPicPr>
+                  <pic:blipFill>
+                    <a:blip r:embed="rId33"/>
+                    <a:stretch>
+                      <a:fillRect/>
+                    </a:stretch>
+                  </pic:blipFill>
+                  <pic:spPr>
+                    <a:xfrm>
+                      <a:off x="0" y="0"/>
+                      <a:ext cx="5486400" cy="2834640"/>
+                    </a:xfrm>
+                    <a:prstGeom prst="rect"/>
+                  </pic:spPr>
+                </pic:pic>
+              </a:graphicData>
+            </a:graphic>
+          </wp:inline>
+        </w:drawing>
+      </w:r>
+    </w:p>
+    <w:p>
+      <w:pPr>
+        <w:spacing w:line="336" w:lineRule="auto" w:after="180"/>
+      </w:pPr>
+      <w:r>
+        <w:rPr>
+          <w:b w:val="0"/>
+        </w:rPr>
+        <w:t xml:space="preserve">Read the picture in order. </w:t>
+      </w:r>
+      <w:r>
+        <w:rPr>
+          <w:b/>
+        </w:rPr>
+        <w:t>RMSE</w:t>
+      </w:r>
+      <w:r>
+        <w:rPr>
+          <w:b w:val="0"/>
+        </w:rPr>
+        <w:t xml:space="preserve">=sqrt(14/3), approximately2.16 cm. The arrows show which recorded </w:t>
+      </w:r>
+      <w:r>
+        <w:rPr>
+          <w:b/>
+        </w:rPr>
+        <w:t>input</w:t>
+      </w:r>
+      <w:r>
+        <w:rPr>
+          <w:b w:val="0"/>
+        </w:rPr>
+        <w:t xml:space="preserve"> or intermediate result each decision uses.</w:t>
+      </w:r>
+    </w:p>
+    <w:p>
+      <w:pPr>
+        <w:spacing w:line="336" w:lineRule="auto" w:after="180"/>
+      </w:pPr>
+      <w:r>
+        <w:rPr>
+          <w:b w:val="0"/>
+        </w:rPr>
+        <w:t>Explain the deciding step aloud before checking the changed case; pointing to the final answer alone does not show how it follows.</w:t>
+      </w:r>
+    </w:p>
+    <w:p>
+      <w:pPr>
+        <w:spacing w:line="336" w:lineRule="auto" w:after="180"/>
+      </w:pPr>
+      <w:r>
+        <w:rPr>
+          <w:b w:val="0"/>
+        </w:rPr>
+        <w:t xml:space="preserve">Limit: Different </w:t>
+      </w:r>
+      <w:r>
+        <w:rPr>
+          <w:b/>
+        </w:rPr>
+        <w:t>loss</w:t>
+      </w:r>
+      <w:r>
+        <w:rPr>
+          <w:b w:val="0"/>
+        </w:rPr>
+        <w:t xml:space="preserve"> functions weight large misses differently; a smaller selected </w:t>
+      </w:r>
+      <w:r>
+        <w:rPr>
+          <w:b/>
+        </w:rPr>
+        <w:t>loss</w:t>
+      </w:r>
+      <w:r>
+        <w:rPr>
+          <w:b w:val="0"/>
+        </w:rPr>
+        <w:t xml:space="preserve"> is not automatically better for every consequence.</w:t>
+      </w:r>
+    </w:p>
+    <w:p>
+      <w:pPr>
+        <w:spacing w:line="336" w:lineRule="auto" w:after="180"/>
+        <w:shd w:fill="F5F1FB"/>
+      </w:pPr>
+      <w:r>
+        <w:rPr>
+          <w:b w:val="0"/>
+        </w:rPr>
+        <w:t>Explain the case, then point to a limit on the claim.</w:t>
+      </w:r>
+    </w:p>
+    <w:p>
+      <w:pPr>
+        <w:pStyle w:val="Heading3"/>
+      </w:pPr>
+      <w:r>
+        <w:t>06. Make the idea visible in your project</w:t>
+      </w:r>
+    </w:p>
+    <w:p>
+      <w:r>
+        <w:drawing>
+          <wp:inline xmlns:a="http://schemas.openxmlformats.org/drawingml/2006/main" xmlns:pic="http://schemas.openxmlformats.org/drawingml/2006/picture">
+            <wp:extent cx="5486400" cy="3681984"/>
+            <wp:docPr id="27" name="Picture 27" descr="For your Responsible Plant Classifier, save the input, procedure, observed result and limitation of this check. Label this worked example as practice; use a different, previously unreviewed case when checking independent understanding. Draw your input, deciding step, result and limit. Supported question: Why is quoting MSE as4.67 cm misleading? Point to the relevant step in the picture, then write the changed result and the rule or evidence that supports it."/>
+            <wp:cNvGraphicFramePr>
+              <a:graphicFrameLocks noChangeAspect="1"/>
+            </wp:cNvGraphicFramePr>
+            <a:graphic>
+              <a:graphicData uri="http://schemas.openxmlformats.org/drawingml/2006/picture">
+                <pic:pic>
+                  <pic:nvPicPr>
+                    <pic:cNvPr id="0" name="academy-story-ai-4-21-06.png"/>
+                    <pic:cNvPicPr/>
+                  </pic:nvPicPr>
+                  <pic:blipFill>
+                    <a:blip r:embed="rId34"/>
+                    <a:stretch>
+                      <a:fillRect/>
+                    </a:stretch>
+                  </pic:blipFill>
+                  <pic:spPr>
+                    <a:xfrm>
+                      <a:off x="0" y="0"/>
+                      <a:ext cx="5486400" cy="3681984"/>
+                    </a:xfrm>
+                    <a:prstGeom prst="rect"/>
+                  </pic:spPr>
+                </pic:pic>
+              </a:graphicData>
+            </a:graphic>
+          </wp:inline>
+        </w:drawing>
+      </w:r>
+    </w:p>
+    <w:p>
+      <w:pPr>
+        <w:spacing w:line="336" w:lineRule="auto" w:after="180"/>
+      </w:pPr>
+      <w:r>
+        <w:rPr>
+          <w:b w:val="0"/>
+        </w:rPr>
+        <w:t xml:space="preserve">For your Responsible Plant Classifier, save the </w:t>
+      </w:r>
+      <w:r>
+        <w:rPr>
+          <w:b/>
+        </w:rPr>
+        <w:t>input</w:t>
+      </w:r>
+      <w:r>
+        <w:rPr>
+          <w:b w:val="0"/>
+        </w:rPr>
+        <w:t>, procedure, observed result and limitation of this check.</w:t>
+      </w:r>
+    </w:p>
+    <w:p>
+      <w:pPr>
+        <w:spacing w:line="336" w:lineRule="auto" w:after="180"/>
+      </w:pPr>
+      <w:r>
+        <w:rPr>
+          <w:b w:val="0"/>
+        </w:rPr>
+        <w:t xml:space="preserve">Label this worked example as practice; use a different, previously unreviewed case when checking independent understanding. Draw your </w:t>
+      </w:r>
+      <w:r>
+        <w:rPr>
+          <w:b/>
+        </w:rPr>
+        <w:t>input</w:t>
+      </w:r>
+      <w:r>
+        <w:rPr>
+          <w:b w:val="0"/>
+        </w:rPr>
+        <w:t>, deciding step, result and limit.</w:t>
+      </w:r>
+    </w:p>
+    <w:p>
+      <w:pPr>
+        <w:spacing w:line="336" w:lineRule="auto" w:after="180"/>
+      </w:pPr>
+      <w:r>
+        <w:rPr>
+          <w:b w:val="0"/>
+        </w:rPr>
+        <w:t xml:space="preserve">Supported question: Why is quoting MSE as4.67 cm misleading? Point to the relevant step in the picture, then write the changed result and the rule or </w:t>
+      </w:r>
+      <w:r>
+        <w:rPr>
+          <w:b/>
+        </w:rPr>
+        <w:t>evidence</w:t>
+      </w:r>
+      <w:r>
+        <w:rPr>
+          <w:b w:val="0"/>
+        </w:rPr>
+        <w:t xml:space="preserve"> that supports it.</w:t>
+      </w:r>
+    </w:p>
+    <w:p>
+      <w:pPr>
+        <w:spacing w:line="336" w:lineRule="auto" w:after="180"/>
+        <w:shd w:fill="F5F1FB"/>
+      </w:pPr>
+      <w:r>
+        <w:rPr>
+          <w:b w:val="0"/>
+        </w:rPr>
+        <w:t xml:space="preserve">Draw your project trace and justify the deciding step using </w:t>
+      </w:r>
+      <w:r>
+        <w:rPr>
+          <w:b/>
+        </w:rPr>
+        <w:t>evidence</w:t>
+      </w:r>
+      <w:r>
+        <w:rPr>
+          <w:b w:val="0"/>
+        </w:rPr>
+        <w:t>.</w:t>
       </w:r>
     </w:p>
     <w:sectPr>
